--- a/Ementa_MQAPP_2026.2.docx
+++ b/Ementa_MQAPP_2026.2.docx
@@ -1,6 +1,6 @@
 
 <file path=word/document.xml><?xml version="1.0" encoding="utf-8"?>
-<w:document xmlns:wpc="http://schemas.microsoft.com/office/word/2010/wordprocessingCanvas" xmlns:cx="http://schemas.microsoft.com/office/drawing/2014/chartex" xmlns:cx1="http://schemas.microsoft.com/office/drawing/2015/9/8/chartex" xmlns:cx2="http://schemas.microsoft.com/office/drawing/2015/10/21/chartex" xmlns:cx3="http://schemas.microsoft.com/office/drawing/2016/5/9/chartex" xmlns:cx4="http://schemas.microsoft.com/office/drawing/2016/5/10/chartex" xmlns:cx5="http://schemas.microsoft.com/office/drawing/2016/5/11/chartex" xmlns:cx6="http://schemas.microsoft.com/office/drawing/2016/5/12/chartex" xmlns:cx7="http://schemas.microsoft.com/office/drawing/2016/5/13/chartex" xmlns:cx8="http://schemas.microsoft.com/office/drawing/2016/5/14/chartex" xmlns:mc="http://schemas.openxmlformats.org/markup-compatibility/2006" xmlns:m="http://schemas.openxmlformats.org/officeDocument/2006/math" xmlns:aink="http://schemas.microsoft.com/office/drawing/2016/ink" xmlns:am3d="http://schemas.microsoft.com/office/drawing/2017/model3d" xmlns:oel="http://schemas.microsoft.com/office/2019/extlst" xmlns:r="http://schemas.openxmlformats.org/officeDocument/2006/relationships" xmlns:wp14="http://schemas.microsoft.com/office/word/2010/wordprocessingDrawing" xmlns:wp="http://schemas.openxmlformats.org/drawingml/2006/wordprocessingDrawing" xmlns:wpg="http://schemas.microsoft.com/office/word/2010/wordprocessingGroup" xmlns:wpi="http://schemas.microsoft.com/office/word/2010/wordprocessingInk" xmlns:wps="http://schemas.microsoft.com/office/word/2010/wordprocessingShape" xmlns:o="urn:schemas-microsoft-com:office:office" xmlns:v="urn:schemas-microsoft-com:vml" xmlns:w10="urn:schemas-microsoft-com:office:word" xmlns:w="http://schemas.openxmlformats.org/wordprocessingml/2006/main" xmlns:w14="http://schemas.microsoft.com/office/word/2010/wordml" xmlns:w15="http://schemas.microsoft.com/office/word/2012/wordml" xmlns:w16cei="http://schemas.microsoft.com/office/word/2026/wordml/cei" xmlns:w16cex="http://schemas.microsoft.com/office/word/2018/wordml/cex" xmlns:w16cid="http://schemas.microsoft.com/office/word/2016/wordml/cid" xmlns:w16="http://schemas.microsoft.com/office/word/2018/wordml" xmlns:w16sdtdh="http://schemas.microsoft.com/office/word/2020/wordml/sdtdatahash" xmlns:w16sdtfl="http://schemas.microsoft.com/office/word/2024/wordml/sdtformatlock" xmlns:w16se="http://schemas.microsoft.com/office/word/2015/wordml/symex" xmlns:w16du="http://schemas.microsoft.com/office/word/2023/wordml/word16du" xmlns:wne="http://schemas.microsoft.com/office/word/2006/wordml" mc:Ignorable="w14 w15 w16se w16cid w16 w16cex w16sdtdh w16sdtfl w16du wp14">
+<w:document xmlns:wpc="http://schemas.microsoft.com/office/word/2010/wordprocessingCanvas" xmlns:cx="http://schemas.microsoft.com/office/drawing/2014/chartex" xmlns:cx1="http://schemas.microsoft.com/office/drawing/2015/9/8/chartex" xmlns:cx2="http://schemas.microsoft.com/office/drawing/2015/10/21/chartex" xmlns:cx3="http://schemas.microsoft.com/office/drawing/2016/5/9/chartex" xmlns:cx4="http://schemas.microsoft.com/office/drawing/2016/5/10/chartex" xmlns:cx5="http://schemas.microsoft.com/office/drawing/2016/5/11/chartex" xmlns:cx6="http://schemas.microsoft.com/office/drawing/2016/5/12/chartex" xmlns:cx7="http://schemas.microsoft.com/office/drawing/2016/5/13/chartex" xmlns:cx8="http://schemas.microsoft.com/office/drawing/2016/5/14/chartex" xmlns:mc="http://schemas.openxmlformats.org/markup-compatibility/2006" xmlns:m="http://schemas.openxmlformats.org/officeDocument/2006/math" xmlns:aink="http://schemas.microsoft.com/office/drawing/2016/ink" xmlns:am3d="http://schemas.microsoft.com/office/drawing/2017/model3d" xmlns:oel="http://schemas.microsoft.com/office/2019/extlst" xmlns:r="http://schemas.openxmlformats.org/officeDocument/2006/relationships" xmlns:wp14="http://schemas.microsoft.com/office/word/2010/wordprocessingDrawing" xmlns:wp="http://schemas.openxmlformats.org/drawingml/2006/wordprocessingDrawing" xmlns:wpg="http://schemas.microsoft.com/office/word/2010/wordprocessingGroup" xmlns:wpi="http://schemas.microsoft.com/office/word/2010/wordprocessingInk" xmlns:wps="http://schemas.microsoft.com/office/word/2010/wordprocessingShape" xmlns:o="urn:schemas-microsoft-com:office:office" xmlns:v="urn:schemas-microsoft-com:vml" xmlns:w10="urn:schemas-microsoft-com:office:word" xmlns:w="http://schemas.openxmlformats.org/wordprocessingml/2006/main" xmlns:w14="http://schemas.microsoft.com/office/word/2010/wordml" xmlns:w15="http://schemas.microsoft.com/office/word/2012/wordml" xmlns:w16cex="http://schemas.microsoft.com/office/word/2018/wordml/cex" xmlns:w16cid="http://schemas.microsoft.com/office/word/2016/wordml/cid" xmlns:w16="http://schemas.microsoft.com/office/word/2018/wordml" xmlns:w16sdtdh="http://schemas.microsoft.com/office/word/2020/wordml/sdtdatahash" xmlns:w16sdtfl="http://schemas.microsoft.com/office/word/2024/wordml/sdtformatlock" xmlns:w16se="http://schemas.microsoft.com/office/word/2015/wordml/symex" xmlns:w16du="http://schemas.microsoft.com/office/word/2023/wordml/word16du" xmlns:wne="http://schemas.microsoft.com/office/word/2006/wordml" mc:Ignorable="w14 w15 w16se w16cid w16 w16cex w16sdtdh w16sdtfl w16du wp14">
   <w:body>
     <w:p>
       <w:pPr>
@@ -101,7 +101,25 @@
                 <w:szCs w:val="20"/>
                 <w:lang w:val="pt-BR"/>
               </w:rPr>
-              <w:t>Terça-feira e quinta-feira, 19:30 – 20:40</w:t>
+              <w:t>Terça-feira e quinta-feira, 19:</w:t>
+            </w:r>
+            <w:r>
+              <w:rPr>
+                <w:rFonts w:ascii="Arial" w:hAnsi="Arial" w:cs="Arial"/>
+                <w:sz w:val="20"/>
+                <w:szCs w:val="20"/>
+                <w:lang w:val="pt-BR"/>
+              </w:rPr>
+              <w:t>0</w:t>
+            </w:r>
+            <w:r>
+              <w:rPr>
+                <w:rFonts w:ascii="Arial" w:hAnsi="Arial" w:cs="Arial"/>
+                <w:sz w:val="20"/>
+                <w:szCs w:val="20"/>
+                <w:lang w:val="pt-BR"/>
+              </w:rPr>
+              <w:t>0 – 20:40</w:t>
             </w:r>
           </w:p>
         </w:tc>
@@ -499,7 +517,7 @@
                 <w:szCs w:val="20"/>
                 <w:lang w:val="pt-BR"/>
               </w:rPr>
-              <w:t>h</w:t>
+              <w:t>:</w:t>
             </w:r>
             <w:r>
               <w:rPr>
@@ -1508,7 +1526,43 @@
           <w:szCs w:val="20"/>
           <w:lang w:val="pt-BR"/>
         </w:rPr>
-        <w:t xml:space="preserve">Esta disciplina está dividida em cinco unidades, correspondentes aos cinco objetivos de aprendizagem. </w:t>
+        <w:t xml:space="preserve">Esta disciplina está dividida em </w:t>
+      </w:r>
+      <w:r>
+        <w:rPr>
+          <w:rFonts w:ascii="Arial" w:hAnsi="Arial" w:cs="Arial"/>
+          <w:sz w:val="20"/>
+          <w:szCs w:val="20"/>
+          <w:lang w:val="pt-BR"/>
+        </w:rPr>
+        <w:t>quatro</w:t>
+      </w:r>
+      <w:r>
+        <w:rPr>
+          <w:rFonts w:ascii="Arial" w:hAnsi="Arial" w:cs="Arial"/>
+          <w:sz w:val="20"/>
+          <w:szCs w:val="20"/>
+          <w:lang w:val="pt-BR"/>
+        </w:rPr>
+        <w:t xml:space="preserve"> unidade</w:t>
+      </w:r>
+      <w:r>
+        <w:rPr>
+          <w:rFonts w:ascii="Arial" w:hAnsi="Arial" w:cs="Arial"/>
+          <w:sz w:val="20"/>
+          <w:szCs w:val="20"/>
+          <w:lang w:val="pt-BR"/>
+        </w:rPr>
+        <w:t>s</w:t>
+      </w:r>
+      <w:r>
+        <w:rPr>
+          <w:rFonts w:ascii="Arial" w:hAnsi="Arial" w:cs="Arial"/>
+          <w:sz w:val="20"/>
+          <w:szCs w:val="20"/>
+          <w:lang w:val="pt-BR"/>
+        </w:rPr>
+        <w:t xml:space="preserve">. </w:t>
       </w:r>
       <w:r>
         <w:rPr>
@@ -1810,7 +1864,25 @@
           <w:szCs w:val="20"/>
           <w:lang w:val="pt-BR"/>
         </w:rPr>
-        <w:t>Ao final da disciplina, haverá uma prova final cumulativa. Essa prova também será de múltipla escolha e permitirá consulta ao livro e às anotações. A prova final vale 50 pontos.</w:t>
+        <w:t xml:space="preserve">Ao final da disciplina, haverá uma prova final cumulativa. Essa prova também será de múltipla escolha e permitirá consulta ao livro e às anotações. A prova final vale </w:t>
+      </w:r>
+      <w:r>
+        <w:rPr>
+          <w:rFonts w:ascii="Arial" w:hAnsi="Arial" w:cs="Arial"/>
+          <w:sz w:val="20"/>
+          <w:szCs w:val="20"/>
+          <w:lang w:val="pt-BR"/>
+        </w:rPr>
+        <w:t>4</w:t>
+      </w:r>
+      <w:r>
+        <w:rPr>
+          <w:rFonts w:ascii="Arial" w:hAnsi="Arial" w:cs="Arial"/>
+          <w:sz w:val="20"/>
+          <w:szCs w:val="20"/>
+          <w:lang w:val="pt-BR"/>
+        </w:rPr>
+        <w:t>0 pontos.</w:t>
       </w:r>
     </w:p>
     <w:p>
@@ -2732,23 +2804,13 @@
           <w:szCs w:val="20"/>
         </w:rPr>
       </w:pPr>
-      <w:proofErr w:type="spellStart"/>
       <w:r>
         <w:rPr>
           <w:rFonts w:ascii="Arial" w:hAnsi="Arial" w:cs="Arial"/>
           <w:sz w:val="20"/>
           <w:szCs w:val="20"/>
         </w:rPr>
-        <w:t>Avisos</w:t>
-      </w:r>
-      <w:proofErr w:type="spellEnd"/>
-      <w:r>
-        <w:rPr>
-          <w:rFonts w:ascii="Arial" w:hAnsi="Arial" w:cs="Arial"/>
-          <w:sz w:val="20"/>
-          <w:szCs w:val="20"/>
-        </w:rPr>
-        <w:t xml:space="preserve"> </w:t>
+        <w:t xml:space="preserve">Avisos </w:t>
       </w:r>
       <w:proofErr w:type="spellStart"/>
       <w:r>
@@ -7529,7 +7591,7 @@
 </file>
 
 <file path=word/endnotes.xml><?xml version="1.0" encoding="utf-8"?>
-<w:endnotes xmlns:wpc="http://schemas.microsoft.com/office/word/2010/wordprocessingCanvas" xmlns:cx="http://schemas.microsoft.com/office/drawing/2014/chartex" xmlns:cx1="http://schemas.microsoft.com/office/drawing/2015/9/8/chartex" xmlns:cx2="http://schemas.microsoft.com/office/drawing/2015/10/21/chartex" xmlns:cx3="http://schemas.microsoft.com/office/drawing/2016/5/9/chartex" xmlns:cx4="http://schemas.microsoft.com/office/drawing/2016/5/10/chartex" xmlns:cx5="http://schemas.microsoft.com/office/drawing/2016/5/11/chartex" xmlns:cx6="http://schemas.microsoft.com/office/drawing/2016/5/12/chartex" xmlns:cx7="http://schemas.microsoft.com/office/drawing/2016/5/13/chartex" xmlns:cx8="http://schemas.microsoft.com/office/drawing/2016/5/14/chartex" xmlns:mc="http://schemas.openxmlformats.org/markup-compatibility/2006" xmlns:m="http://schemas.openxmlformats.org/officeDocument/2006/math" xmlns:aink="http://schemas.microsoft.com/office/drawing/2016/ink" xmlns:am3d="http://schemas.microsoft.com/office/drawing/2017/model3d" xmlns:oel="http://schemas.microsoft.com/office/2019/extlst" xmlns:r="http://schemas.openxmlformats.org/officeDocument/2006/relationships" xmlns:wp14="http://schemas.microsoft.com/office/word/2010/wordprocessingDrawing" xmlns:wp="http://schemas.openxmlformats.org/drawingml/2006/wordprocessingDrawing" xmlns:wpg="http://schemas.microsoft.com/office/word/2010/wordprocessingGroup" xmlns:wpi="http://schemas.microsoft.com/office/word/2010/wordprocessingInk" xmlns:wps="http://schemas.microsoft.com/office/word/2010/wordprocessingShape" xmlns:o="urn:schemas-microsoft-com:office:office" xmlns:v="urn:schemas-microsoft-com:vml" xmlns:w10="urn:schemas-microsoft-com:office:word" xmlns:w="http://schemas.openxmlformats.org/wordprocessingml/2006/main" xmlns:w14="http://schemas.microsoft.com/office/word/2010/wordml" xmlns:w15="http://schemas.microsoft.com/office/word/2012/wordml" xmlns:w16cei="http://schemas.microsoft.com/office/word/2026/wordml/cei" xmlns:w16cex="http://schemas.microsoft.com/office/word/2018/wordml/cex" xmlns:w16cid="http://schemas.microsoft.com/office/word/2016/wordml/cid" xmlns:w16="http://schemas.microsoft.com/office/word/2018/wordml" xmlns:w16sdtdh="http://schemas.microsoft.com/office/word/2020/wordml/sdtdatahash" xmlns:w16sdtfl="http://schemas.microsoft.com/office/word/2024/wordml/sdtformatlock" xmlns:w16se="http://schemas.microsoft.com/office/word/2015/wordml/symex" xmlns:w16du="http://schemas.microsoft.com/office/word/2023/wordml/word16du" xmlns:wne="http://schemas.microsoft.com/office/word/2006/wordml" mc:Ignorable="w14 w15 w16se w16cid w16 w16cex w16sdtdh w16sdtfl w16du wp14">
+<w:endnotes xmlns:wpc="http://schemas.microsoft.com/office/word/2010/wordprocessingCanvas" xmlns:cx="http://schemas.microsoft.com/office/drawing/2014/chartex" xmlns:cx1="http://schemas.microsoft.com/office/drawing/2015/9/8/chartex" xmlns:cx2="http://schemas.microsoft.com/office/drawing/2015/10/21/chartex" xmlns:cx3="http://schemas.microsoft.com/office/drawing/2016/5/9/chartex" xmlns:cx4="http://schemas.microsoft.com/office/drawing/2016/5/10/chartex" xmlns:cx5="http://schemas.microsoft.com/office/drawing/2016/5/11/chartex" xmlns:cx6="http://schemas.microsoft.com/office/drawing/2016/5/12/chartex" xmlns:cx7="http://schemas.microsoft.com/office/drawing/2016/5/13/chartex" xmlns:cx8="http://schemas.microsoft.com/office/drawing/2016/5/14/chartex" xmlns:mc="http://schemas.openxmlformats.org/markup-compatibility/2006" xmlns:m="http://schemas.openxmlformats.org/officeDocument/2006/math" xmlns:aink="http://schemas.microsoft.com/office/drawing/2016/ink" xmlns:am3d="http://schemas.microsoft.com/office/drawing/2017/model3d" xmlns:oel="http://schemas.microsoft.com/office/2019/extlst" xmlns:r="http://schemas.openxmlformats.org/officeDocument/2006/relationships" xmlns:wp14="http://schemas.microsoft.com/office/word/2010/wordprocessingDrawing" xmlns:wp="http://schemas.openxmlformats.org/drawingml/2006/wordprocessingDrawing" xmlns:wpg="http://schemas.microsoft.com/office/word/2010/wordprocessingGroup" xmlns:wpi="http://schemas.microsoft.com/office/word/2010/wordprocessingInk" xmlns:wps="http://schemas.microsoft.com/office/word/2010/wordprocessingShape" xmlns:o="urn:schemas-microsoft-com:office:office" xmlns:v="urn:schemas-microsoft-com:vml" xmlns:w10="urn:schemas-microsoft-com:office:word" xmlns:w="http://schemas.openxmlformats.org/wordprocessingml/2006/main" xmlns:w14="http://schemas.microsoft.com/office/word/2010/wordml" xmlns:w15="http://schemas.microsoft.com/office/word/2012/wordml" xmlns:w16cex="http://schemas.microsoft.com/office/word/2018/wordml/cex" xmlns:w16cid="http://schemas.microsoft.com/office/word/2016/wordml/cid" xmlns:w16="http://schemas.microsoft.com/office/word/2018/wordml" xmlns:w16sdtdh="http://schemas.microsoft.com/office/word/2020/wordml/sdtdatahash" xmlns:w16sdtfl="http://schemas.microsoft.com/office/word/2024/wordml/sdtformatlock" xmlns:w16se="http://schemas.microsoft.com/office/word/2015/wordml/symex" xmlns:w16du="http://schemas.microsoft.com/office/word/2023/wordml/word16du" xmlns:wne="http://schemas.microsoft.com/office/word/2006/wordml" mc:Ignorable="w14 w15 w16se w16cid w16 w16cex w16sdtdh w16sdtfl w16du wp14">
   <w:endnote w:type="separator" w:id="-1">
     <w:p>
       <w:pPr>
@@ -7554,7 +7616,7 @@
 </file>
 
 <file path=word/footer1.xml><?xml version="1.0" encoding="utf-8"?>
-<w:ftr xmlns:wpc="http://schemas.microsoft.com/office/word/2010/wordprocessingCanvas" xmlns:cx="http://schemas.microsoft.com/office/drawing/2014/chartex" xmlns:cx1="http://schemas.microsoft.com/office/drawing/2015/9/8/chartex" xmlns:cx2="http://schemas.microsoft.com/office/drawing/2015/10/21/chartex" xmlns:cx3="http://schemas.microsoft.com/office/drawing/2016/5/9/chartex" xmlns:cx4="http://schemas.microsoft.com/office/drawing/2016/5/10/chartex" xmlns:cx5="http://schemas.microsoft.com/office/drawing/2016/5/11/chartex" xmlns:cx6="http://schemas.microsoft.com/office/drawing/2016/5/12/chartex" xmlns:cx7="http://schemas.microsoft.com/office/drawing/2016/5/13/chartex" xmlns:cx8="http://schemas.microsoft.com/office/drawing/2016/5/14/chartex" xmlns:mc="http://schemas.openxmlformats.org/markup-compatibility/2006" xmlns:m="http://schemas.openxmlformats.org/officeDocument/2006/math" xmlns:aink="http://schemas.microsoft.com/office/drawing/2016/ink" xmlns:am3d="http://schemas.microsoft.com/office/drawing/2017/model3d" xmlns:oel="http://schemas.microsoft.com/office/2019/extlst" xmlns:r="http://schemas.openxmlformats.org/officeDocument/2006/relationships" xmlns:wp14="http://schemas.microsoft.com/office/word/2010/wordprocessingDrawing" xmlns:wp="http://schemas.openxmlformats.org/drawingml/2006/wordprocessingDrawing" xmlns:wpg="http://schemas.microsoft.com/office/word/2010/wordprocessingGroup" xmlns:wpi="http://schemas.microsoft.com/office/word/2010/wordprocessingInk" xmlns:wps="http://schemas.microsoft.com/office/word/2010/wordprocessingShape" xmlns:o="urn:schemas-microsoft-com:office:office" xmlns:v="urn:schemas-microsoft-com:vml" xmlns:w10="urn:schemas-microsoft-com:office:word" xmlns:w="http://schemas.openxmlformats.org/wordprocessingml/2006/main" xmlns:w14="http://schemas.microsoft.com/office/word/2010/wordml" xmlns:w15="http://schemas.microsoft.com/office/word/2012/wordml" xmlns:w16cei="http://schemas.microsoft.com/office/word/2026/wordml/cei" xmlns:w16cex="http://schemas.microsoft.com/office/word/2018/wordml/cex" xmlns:w16cid="http://schemas.microsoft.com/office/word/2016/wordml/cid" xmlns:w16="http://schemas.microsoft.com/office/word/2018/wordml" xmlns:w16sdtdh="http://schemas.microsoft.com/office/word/2020/wordml/sdtdatahash" xmlns:w16sdtfl="http://schemas.microsoft.com/office/word/2024/wordml/sdtformatlock" xmlns:w16se="http://schemas.microsoft.com/office/word/2015/wordml/symex" xmlns:w16du="http://schemas.microsoft.com/office/word/2023/wordml/word16du" xmlns:wne="http://schemas.microsoft.com/office/word/2006/wordml" mc:Ignorable="w14 w15 w16se w16cid w16 w16cex w16sdtdh w16sdtfl w16du wp14">
+<w:ftr xmlns:wpc="http://schemas.microsoft.com/office/word/2010/wordprocessingCanvas" xmlns:cx="http://schemas.microsoft.com/office/drawing/2014/chartex" xmlns:cx1="http://schemas.microsoft.com/office/drawing/2015/9/8/chartex" xmlns:cx2="http://schemas.microsoft.com/office/drawing/2015/10/21/chartex" xmlns:cx3="http://schemas.microsoft.com/office/drawing/2016/5/9/chartex" xmlns:cx4="http://schemas.microsoft.com/office/drawing/2016/5/10/chartex" xmlns:cx5="http://schemas.microsoft.com/office/drawing/2016/5/11/chartex" xmlns:cx6="http://schemas.microsoft.com/office/drawing/2016/5/12/chartex" xmlns:cx7="http://schemas.microsoft.com/office/drawing/2016/5/13/chartex" xmlns:cx8="http://schemas.microsoft.com/office/drawing/2016/5/14/chartex" xmlns:mc="http://schemas.openxmlformats.org/markup-compatibility/2006" xmlns:m="http://schemas.openxmlformats.org/officeDocument/2006/math" xmlns:aink="http://schemas.microsoft.com/office/drawing/2016/ink" xmlns:am3d="http://schemas.microsoft.com/office/drawing/2017/model3d" xmlns:oel="http://schemas.microsoft.com/office/2019/extlst" xmlns:r="http://schemas.openxmlformats.org/officeDocument/2006/relationships" xmlns:wp14="http://schemas.microsoft.com/office/word/2010/wordprocessingDrawing" xmlns:wp="http://schemas.openxmlformats.org/drawingml/2006/wordprocessingDrawing" xmlns:wpg="http://schemas.microsoft.com/office/word/2010/wordprocessingGroup" xmlns:wpi="http://schemas.microsoft.com/office/word/2010/wordprocessingInk" xmlns:wps="http://schemas.microsoft.com/office/word/2010/wordprocessingShape" xmlns:o="urn:schemas-microsoft-com:office:office" xmlns:v="urn:schemas-microsoft-com:vml" xmlns:w10="urn:schemas-microsoft-com:office:word" xmlns:w="http://schemas.openxmlformats.org/wordprocessingml/2006/main" xmlns:w14="http://schemas.microsoft.com/office/word/2010/wordml" xmlns:w15="http://schemas.microsoft.com/office/word/2012/wordml" xmlns:w16cex="http://schemas.microsoft.com/office/word/2018/wordml/cex" xmlns:w16cid="http://schemas.microsoft.com/office/word/2016/wordml/cid" xmlns:w16="http://schemas.microsoft.com/office/word/2018/wordml" xmlns:w16sdtdh="http://schemas.microsoft.com/office/word/2020/wordml/sdtdatahash" xmlns:w16sdtfl="http://schemas.microsoft.com/office/word/2024/wordml/sdtformatlock" xmlns:w16se="http://schemas.microsoft.com/office/word/2015/wordml/symex" xmlns:w16du="http://schemas.microsoft.com/office/word/2023/wordml/word16du" xmlns:wne="http://schemas.microsoft.com/office/word/2006/wordml" mc:Ignorable="w14 w15 w16se w16cid w16 w16cex w16sdtdh w16sdtfl w16du wp14">
   <w:p>
     <w:pPr>
       <w:pStyle w:val="Footer"/>
@@ -7590,7 +7652,7 @@
 </file>
 
 <file path=word/footnotes.xml><?xml version="1.0" encoding="utf-8"?>
-<w:footnotes xmlns:wpc="http://schemas.microsoft.com/office/word/2010/wordprocessingCanvas" xmlns:cx="http://schemas.microsoft.com/office/drawing/2014/chartex" xmlns:cx1="http://schemas.microsoft.com/office/drawing/2015/9/8/chartex" xmlns:cx2="http://schemas.microsoft.com/office/drawing/2015/10/21/chartex" xmlns:cx3="http://schemas.microsoft.com/office/drawing/2016/5/9/chartex" xmlns:cx4="http://schemas.microsoft.com/office/drawing/2016/5/10/chartex" xmlns:cx5="http://schemas.microsoft.com/office/drawing/2016/5/11/chartex" xmlns:cx6="http://schemas.microsoft.com/office/drawing/2016/5/12/chartex" xmlns:cx7="http://schemas.microsoft.com/office/drawing/2016/5/13/chartex" xmlns:cx8="http://schemas.microsoft.com/office/drawing/2016/5/14/chartex" xmlns:mc="http://schemas.openxmlformats.org/markup-compatibility/2006" xmlns:m="http://schemas.openxmlformats.org/officeDocument/2006/math" xmlns:aink="http://schemas.microsoft.com/office/drawing/2016/ink" xmlns:am3d="http://schemas.microsoft.com/office/drawing/2017/model3d" xmlns:oel="http://schemas.microsoft.com/office/2019/extlst" xmlns:r="http://schemas.openxmlformats.org/officeDocument/2006/relationships" xmlns:wp14="http://schemas.microsoft.com/office/word/2010/wordprocessingDrawing" xmlns:wp="http://schemas.openxmlformats.org/drawingml/2006/wordprocessingDrawing" xmlns:wpg="http://schemas.microsoft.com/office/word/2010/wordprocessingGroup" xmlns:wpi="http://schemas.microsoft.com/office/word/2010/wordprocessingInk" xmlns:wps="http://schemas.microsoft.com/office/word/2010/wordprocessingShape" xmlns:o="urn:schemas-microsoft-com:office:office" xmlns:v="urn:schemas-microsoft-com:vml" xmlns:w10="urn:schemas-microsoft-com:office:word" xmlns:w="http://schemas.openxmlformats.org/wordprocessingml/2006/main" xmlns:w14="http://schemas.microsoft.com/office/word/2010/wordml" xmlns:w15="http://schemas.microsoft.com/office/word/2012/wordml" xmlns:w16cei="http://schemas.microsoft.com/office/word/2026/wordml/cei" xmlns:w16cex="http://schemas.microsoft.com/office/word/2018/wordml/cex" xmlns:w16cid="http://schemas.microsoft.com/office/word/2016/wordml/cid" xmlns:w16="http://schemas.microsoft.com/office/word/2018/wordml" xmlns:w16sdtdh="http://schemas.microsoft.com/office/word/2020/wordml/sdtdatahash" xmlns:w16sdtfl="http://schemas.microsoft.com/office/word/2024/wordml/sdtformatlock" xmlns:w16se="http://schemas.microsoft.com/office/word/2015/wordml/symex" xmlns:w16du="http://schemas.microsoft.com/office/word/2023/wordml/word16du" xmlns:wne="http://schemas.microsoft.com/office/word/2006/wordml" mc:Ignorable="w14 w15 w16se w16cid w16 w16cex w16sdtdh w16sdtfl w16du wp14">
+<w:footnotes xmlns:wpc="http://schemas.microsoft.com/office/word/2010/wordprocessingCanvas" xmlns:cx="http://schemas.microsoft.com/office/drawing/2014/chartex" xmlns:cx1="http://schemas.microsoft.com/office/drawing/2015/9/8/chartex" xmlns:cx2="http://schemas.microsoft.com/office/drawing/2015/10/21/chartex" xmlns:cx3="http://schemas.microsoft.com/office/drawing/2016/5/9/chartex" xmlns:cx4="http://schemas.microsoft.com/office/drawing/2016/5/10/chartex" xmlns:cx5="http://schemas.microsoft.com/office/drawing/2016/5/11/chartex" xmlns:cx6="http://schemas.microsoft.com/office/drawing/2016/5/12/chartex" xmlns:cx7="http://schemas.microsoft.com/office/drawing/2016/5/13/chartex" xmlns:cx8="http://schemas.microsoft.com/office/drawing/2016/5/14/chartex" xmlns:mc="http://schemas.openxmlformats.org/markup-compatibility/2006" xmlns:m="http://schemas.openxmlformats.org/officeDocument/2006/math" xmlns:aink="http://schemas.microsoft.com/office/drawing/2016/ink" xmlns:am3d="http://schemas.microsoft.com/office/drawing/2017/model3d" xmlns:oel="http://schemas.microsoft.com/office/2019/extlst" xmlns:r="http://schemas.openxmlformats.org/officeDocument/2006/relationships" xmlns:wp14="http://schemas.microsoft.com/office/word/2010/wordprocessingDrawing" xmlns:wp="http://schemas.openxmlformats.org/drawingml/2006/wordprocessingDrawing" xmlns:wpg="http://schemas.microsoft.com/office/word/2010/wordprocessingGroup" xmlns:wpi="http://schemas.microsoft.com/office/word/2010/wordprocessingInk" xmlns:wps="http://schemas.microsoft.com/office/word/2010/wordprocessingShape" xmlns:o="urn:schemas-microsoft-com:office:office" xmlns:v="urn:schemas-microsoft-com:vml" xmlns:w10="urn:schemas-microsoft-com:office:word" xmlns:w="http://schemas.openxmlformats.org/wordprocessingml/2006/main" xmlns:w14="http://schemas.microsoft.com/office/word/2010/wordml" xmlns:w15="http://schemas.microsoft.com/office/word/2012/wordml" xmlns:w16cex="http://schemas.microsoft.com/office/word/2018/wordml/cex" xmlns:w16cid="http://schemas.microsoft.com/office/word/2016/wordml/cid" xmlns:w16="http://schemas.microsoft.com/office/word/2018/wordml" xmlns:w16sdtdh="http://schemas.microsoft.com/office/word/2020/wordml/sdtdatahash" xmlns:w16sdtfl="http://schemas.microsoft.com/office/word/2024/wordml/sdtformatlock" xmlns:w16se="http://schemas.microsoft.com/office/word/2015/wordml/symex" xmlns:w16du="http://schemas.microsoft.com/office/word/2023/wordml/word16du" xmlns:wne="http://schemas.microsoft.com/office/word/2006/wordml" mc:Ignorable="w14 w15 w16se w16cid w16 w16cex w16sdtdh w16sdtfl w16du wp14">
   <w:footnote w:type="separator" w:id="-1">
     <w:p>
       <w:pPr>
@@ -7615,7 +7677,7 @@
 </file>
 
 <file path=word/header1.xml><?xml version="1.0" encoding="utf-8"?>
-<w:hdr xmlns:wpc="http://schemas.microsoft.com/office/word/2010/wordprocessingCanvas" xmlns:cx="http://schemas.microsoft.com/office/drawing/2014/chartex" xmlns:cx1="http://schemas.microsoft.com/office/drawing/2015/9/8/chartex" xmlns:cx2="http://schemas.microsoft.com/office/drawing/2015/10/21/chartex" xmlns:cx3="http://schemas.microsoft.com/office/drawing/2016/5/9/chartex" xmlns:cx4="http://schemas.microsoft.com/office/drawing/2016/5/10/chartex" xmlns:cx5="http://schemas.microsoft.com/office/drawing/2016/5/11/chartex" xmlns:cx6="http://schemas.microsoft.com/office/drawing/2016/5/12/chartex" xmlns:cx7="http://schemas.microsoft.com/office/drawing/2016/5/13/chartex" xmlns:cx8="http://schemas.microsoft.com/office/drawing/2016/5/14/chartex" xmlns:mc="http://schemas.openxmlformats.org/markup-compatibility/2006" xmlns:m="http://schemas.openxmlformats.org/officeDocument/2006/math" xmlns:aink="http://schemas.microsoft.com/office/drawing/2016/ink" xmlns:am3d="http://schemas.microsoft.com/office/drawing/2017/model3d" xmlns:oel="http://schemas.microsoft.com/office/2019/extlst" xmlns:r="http://schemas.openxmlformats.org/officeDocument/2006/relationships" xmlns:wp14="http://schemas.microsoft.com/office/word/2010/wordprocessingDrawing" xmlns:wp="http://schemas.openxmlformats.org/drawingml/2006/wordprocessingDrawing" xmlns:wpg="http://schemas.microsoft.com/office/word/2010/wordprocessingGroup" xmlns:wpi="http://schemas.microsoft.com/office/word/2010/wordprocessingInk" xmlns:wps="http://schemas.microsoft.com/office/word/2010/wordprocessingShape" xmlns:o="urn:schemas-microsoft-com:office:office" xmlns:v="urn:schemas-microsoft-com:vml" xmlns:w10="urn:schemas-microsoft-com:office:word" xmlns:w="http://schemas.openxmlformats.org/wordprocessingml/2006/main" xmlns:w14="http://schemas.microsoft.com/office/word/2010/wordml" xmlns:w15="http://schemas.microsoft.com/office/word/2012/wordml" xmlns:w16cei="http://schemas.microsoft.com/office/word/2026/wordml/cei" xmlns:w16cex="http://schemas.microsoft.com/office/word/2018/wordml/cex" xmlns:w16cid="http://schemas.microsoft.com/office/word/2016/wordml/cid" xmlns:w16="http://schemas.microsoft.com/office/word/2018/wordml" xmlns:w16sdtdh="http://schemas.microsoft.com/office/word/2020/wordml/sdtdatahash" xmlns:w16sdtfl="http://schemas.microsoft.com/office/word/2024/wordml/sdtformatlock" xmlns:w16se="http://schemas.microsoft.com/office/word/2015/wordml/symex" xmlns:w16du="http://schemas.microsoft.com/office/word/2023/wordml/word16du" xmlns:wne="http://schemas.microsoft.com/office/word/2006/wordml" mc:Ignorable="w14 w15 w16se w16cid w16 w16cex w16sdtdh w16sdtfl w16du wp14">
+<w:hdr xmlns:wpc="http://schemas.microsoft.com/office/word/2010/wordprocessingCanvas" xmlns:cx="http://schemas.microsoft.com/office/drawing/2014/chartex" xmlns:cx1="http://schemas.microsoft.com/office/drawing/2015/9/8/chartex" xmlns:cx2="http://schemas.microsoft.com/office/drawing/2015/10/21/chartex" xmlns:cx3="http://schemas.microsoft.com/office/drawing/2016/5/9/chartex" xmlns:cx4="http://schemas.microsoft.com/office/drawing/2016/5/10/chartex" xmlns:cx5="http://schemas.microsoft.com/office/drawing/2016/5/11/chartex" xmlns:cx6="http://schemas.microsoft.com/office/drawing/2016/5/12/chartex" xmlns:cx7="http://schemas.microsoft.com/office/drawing/2016/5/13/chartex" xmlns:cx8="http://schemas.microsoft.com/office/drawing/2016/5/14/chartex" xmlns:mc="http://schemas.openxmlformats.org/markup-compatibility/2006" xmlns:m="http://schemas.openxmlformats.org/officeDocument/2006/math" xmlns:aink="http://schemas.microsoft.com/office/drawing/2016/ink" xmlns:am3d="http://schemas.microsoft.com/office/drawing/2017/model3d" xmlns:oel="http://schemas.microsoft.com/office/2019/extlst" xmlns:r="http://schemas.openxmlformats.org/officeDocument/2006/relationships" xmlns:wp14="http://schemas.microsoft.com/office/word/2010/wordprocessingDrawing" xmlns:wp="http://schemas.openxmlformats.org/drawingml/2006/wordprocessingDrawing" xmlns:wpg="http://schemas.microsoft.com/office/word/2010/wordprocessingGroup" xmlns:wpi="http://schemas.microsoft.com/office/word/2010/wordprocessingInk" xmlns:wps="http://schemas.microsoft.com/office/word/2010/wordprocessingShape" xmlns:o="urn:schemas-microsoft-com:office:office" xmlns:v="urn:schemas-microsoft-com:vml" xmlns:w10="urn:schemas-microsoft-com:office:word" xmlns:w="http://schemas.openxmlformats.org/wordprocessingml/2006/main" xmlns:w14="http://schemas.microsoft.com/office/word/2010/wordml" xmlns:w15="http://schemas.microsoft.com/office/word/2012/wordml" xmlns:w16cex="http://schemas.microsoft.com/office/word/2018/wordml/cex" xmlns:w16cid="http://schemas.microsoft.com/office/word/2016/wordml/cid" xmlns:w16="http://schemas.microsoft.com/office/word/2018/wordml" xmlns:w16sdtdh="http://schemas.microsoft.com/office/word/2020/wordml/sdtdatahash" xmlns:w16sdtfl="http://schemas.microsoft.com/office/word/2024/wordml/sdtformatlock" xmlns:w16se="http://schemas.microsoft.com/office/word/2015/wordml/symex" xmlns:w16du="http://schemas.microsoft.com/office/word/2023/wordml/word16du" xmlns:wne="http://schemas.microsoft.com/office/word/2006/wordml" mc:Ignorable="w14 w15 w16se w16cid w16 w16cex w16sdtdh w16sdtfl w16du wp14">
   <w:p>
     <w:pPr>
       <w:pStyle w:val="Header"/>
@@ -7772,7 +7834,7 @@
 </file>
 
 <file path=word/numbering.xml><?xml version="1.0" encoding="utf-8"?>
-<w:numbering xmlns:wpc="http://schemas.microsoft.com/office/word/2010/wordprocessingCanvas" xmlns:cx="http://schemas.microsoft.com/office/drawing/2014/chartex" xmlns:cx1="http://schemas.microsoft.com/office/drawing/2015/9/8/chartex" xmlns:cx2="http://schemas.microsoft.com/office/drawing/2015/10/21/chartex" xmlns:cx3="http://schemas.microsoft.com/office/drawing/2016/5/9/chartex" xmlns:cx4="http://schemas.microsoft.com/office/drawing/2016/5/10/chartex" xmlns:cx5="http://schemas.microsoft.com/office/drawing/2016/5/11/chartex" xmlns:cx6="http://schemas.microsoft.com/office/drawing/2016/5/12/chartex" xmlns:cx7="http://schemas.microsoft.com/office/drawing/2016/5/13/chartex" xmlns:cx8="http://schemas.microsoft.com/office/drawing/2016/5/14/chartex" xmlns:mc="http://schemas.openxmlformats.org/markup-compatibility/2006" xmlns:m="http://schemas.openxmlformats.org/officeDocument/2006/math" xmlns:aink="http://schemas.microsoft.com/office/drawing/2016/ink" xmlns:am3d="http://schemas.microsoft.com/office/drawing/2017/model3d" xmlns:oel="http://schemas.microsoft.com/office/2019/extlst" xmlns:r="http://schemas.openxmlformats.org/officeDocument/2006/relationships" xmlns:wp14="http://schemas.microsoft.com/office/word/2010/wordprocessingDrawing" xmlns:wp="http://schemas.openxmlformats.org/drawingml/2006/wordprocessingDrawing" xmlns:wpg="http://schemas.microsoft.com/office/word/2010/wordprocessingGroup" xmlns:wpi="http://schemas.microsoft.com/office/word/2010/wordprocessingInk" xmlns:wps="http://schemas.microsoft.com/office/word/2010/wordprocessingShape" xmlns:o="urn:schemas-microsoft-com:office:office" xmlns:v="urn:schemas-microsoft-com:vml" xmlns:w10="urn:schemas-microsoft-com:office:word" xmlns:w="http://schemas.openxmlformats.org/wordprocessingml/2006/main" xmlns:w14="http://schemas.microsoft.com/office/word/2010/wordml" xmlns:w15="http://schemas.microsoft.com/office/word/2012/wordml" xmlns:w16cei="http://schemas.microsoft.com/office/word/2026/wordml/cei" xmlns:w16cex="http://schemas.microsoft.com/office/word/2018/wordml/cex" xmlns:w16cid="http://schemas.microsoft.com/office/word/2016/wordml/cid" xmlns:w16="http://schemas.microsoft.com/office/word/2018/wordml" xmlns:w16sdtdh="http://schemas.microsoft.com/office/word/2020/wordml/sdtdatahash" xmlns:w16sdtfl="http://schemas.microsoft.com/office/word/2024/wordml/sdtformatlock" xmlns:w16se="http://schemas.microsoft.com/office/word/2015/wordml/symex" xmlns:w16du="http://schemas.microsoft.com/office/word/2023/wordml/word16du" xmlns:wne="http://schemas.microsoft.com/office/word/2006/wordml" mc:Ignorable="w14 w15 w16se w16cid w16 w16cex w16sdtdh w16sdtfl w16du wp14">
+<w:numbering xmlns:wpc="http://schemas.microsoft.com/office/word/2010/wordprocessingCanvas" xmlns:cx="http://schemas.microsoft.com/office/drawing/2014/chartex" xmlns:cx1="http://schemas.microsoft.com/office/drawing/2015/9/8/chartex" xmlns:cx2="http://schemas.microsoft.com/office/drawing/2015/10/21/chartex" xmlns:cx3="http://schemas.microsoft.com/office/drawing/2016/5/9/chartex" xmlns:cx4="http://schemas.microsoft.com/office/drawing/2016/5/10/chartex" xmlns:cx5="http://schemas.microsoft.com/office/drawing/2016/5/11/chartex" xmlns:cx6="http://schemas.microsoft.com/office/drawing/2016/5/12/chartex" xmlns:cx7="http://schemas.microsoft.com/office/drawing/2016/5/13/chartex" xmlns:cx8="http://schemas.microsoft.com/office/drawing/2016/5/14/chartex" xmlns:mc="http://schemas.openxmlformats.org/markup-compatibility/2006" xmlns:m="http://schemas.openxmlformats.org/officeDocument/2006/math" xmlns:aink="http://schemas.microsoft.com/office/drawing/2016/ink" xmlns:am3d="http://schemas.microsoft.com/office/drawing/2017/model3d" xmlns:oel="http://schemas.microsoft.com/office/2019/extlst" xmlns:r="http://schemas.openxmlformats.org/officeDocument/2006/relationships" xmlns:wp14="http://schemas.microsoft.com/office/word/2010/wordprocessingDrawing" xmlns:wp="http://schemas.openxmlformats.org/drawingml/2006/wordprocessingDrawing" xmlns:wpg="http://schemas.microsoft.com/office/word/2010/wordprocessingGroup" xmlns:wpi="http://schemas.microsoft.com/office/word/2010/wordprocessingInk" xmlns:wps="http://schemas.microsoft.com/office/word/2010/wordprocessingShape" xmlns:o="urn:schemas-microsoft-com:office:office" xmlns:v="urn:schemas-microsoft-com:vml" xmlns:w10="urn:schemas-microsoft-com:office:word" xmlns:w="http://schemas.openxmlformats.org/wordprocessingml/2006/main" xmlns:w14="http://schemas.microsoft.com/office/word/2010/wordml" xmlns:w15="http://schemas.microsoft.com/office/word/2012/wordml" xmlns:w16cex="http://schemas.microsoft.com/office/word/2018/wordml/cex" xmlns:w16cid="http://schemas.microsoft.com/office/word/2016/wordml/cid" xmlns:w16="http://schemas.microsoft.com/office/word/2018/wordml" xmlns:w16sdtdh="http://schemas.microsoft.com/office/word/2020/wordml/sdtdatahash" xmlns:w16sdtfl="http://schemas.microsoft.com/office/word/2024/wordml/sdtformatlock" xmlns:w16se="http://schemas.microsoft.com/office/word/2015/wordml/symex" xmlns:w16du="http://schemas.microsoft.com/office/word/2023/wordml/word16du" xmlns:wne="http://schemas.microsoft.com/office/word/2006/wordml" mc:Ignorable="w14 w15 w16se w16cid w16 w16cex w16sdtdh w16sdtfl w16du wp14">
   <w:abstractNum w:abstractNumId="0" w15:restartNumberingAfterBreak="0">
     <w:nsid w:val="FFFFFF7C"/>
     <w:multiLevelType w:val="singleLevel"/>

--- a/Ementa_MQAPP_2026.2.docx
+++ b/Ementa_MQAPP_2026.2.docx
@@ -860,6 +860,7 @@
           <w:szCs w:val="20"/>
         </w:rPr>
       </w:pPr>
+      <w:proofErr w:type="spellStart"/>
       <w:r>
         <w:rPr>
           <w:rFonts w:ascii="Arial" w:hAnsi="Arial" w:cs="Arial"/>
@@ -868,6 +869,7 @@
         </w:rPr>
         <w:t>Probabilidade</w:t>
       </w:r>
+      <w:proofErr w:type="spellEnd"/>
     </w:p>
     <w:p>
       <w:pPr>
@@ -1995,6 +1997,7 @@
                 <w:szCs w:val="20"/>
               </w:rPr>
             </w:pPr>
+            <w:proofErr w:type="spellStart"/>
             <w:r>
               <w:rPr>
                 <w:rFonts w:ascii="Arial" w:hAnsi="Arial" w:cs="Arial"/>
@@ -2004,181 +2007,6 @@
                 <w:szCs w:val="20"/>
               </w:rPr>
               <w:t>Pontuação</w:t>
-            </w:r>
-          </w:p>
-        </w:tc>
-      </w:tr>
-      <w:tr>
-        <w:trPr>
-          <w:cantSplit/>
-          <w:jc w:val="center"/>
-        </w:trPr>
-        <w:tc>
-          <w:tcPr>
-            <w:tcW w:w="4896" w:type="dxa"/>
-            <w:tcMar>
-              <w:top w:w="80" w:type="dxa"/>
-              <w:left w:w="120" w:type="dxa"/>
-              <w:bottom w:w="80" w:type="dxa"/>
-              <w:right w:w="120" w:type="dxa"/>
-            </w:tcMar>
-            <w:vAlign w:val="center"/>
-          </w:tcPr>
-          <w:p>
-            <w:pPr>
-              <w:rPr>
-                <w:rFonts w:ascii="Arial" w:hAnsi="Arial" w:cs="Arial"/>
-                <w:sz w:val="20"/>
-                <w:szCs w:val="20"/>
-              </w:rPr>
-            </w:pPr>
-            <w:r>
-              <w:rPr>
-                <w:rFonts w:ascii="Arial" w:hAnsi="Arial" w:cs="Arial"/>
-                <w:sz w:val="20"/>
-                <w:szCs w:val="20"/>
-              </w:rPr>
-              <w:t>4</w:t>
-            </w:r>
-            <w:r>
-              <w:rPr>
-                <w:rFonts w:ascii="Arial" w:hAnsi="Arial" w:cs="Arial"/>
-                <w:sz w:val="20"/>
-                <w:szCs w:val="20"/>
-              </w:rPr>
-              <w:t xml:space="preserve"> </w:t>
-            </w:r>
-            <w:proofErr w:type="spellStart"/>
-            <w:r>
-              <w:rPr>
-                <w:rFonts w:ascii="Arial" w:hAnsi="Arial" w:cs="Arial"/>
-                <w:sz w:val="20"/>
-                <w:szCs w:val="20"/>
-              </w:rPr>
-              <w:t>Listas</w:t>
-            </w:r>
-            <w:proofErr w:type="spellEnd"/>
-            <w:r>
-              <w:rPr>
-                <w:rFonts w:ascii="Arial" w:hAnsi="Arial" w:cs="Arial"/>
-                <w:sz w:val="20"/>
-                <w:szCs w:val="20"/>
-              </w:rPr>
-              <w:t xml:space="preserve"> de </w:t>
-            </w:r>
-            <w:proofErr w:type="spellStart"/>
-            <w:r>
-              <w:rPr>
-                <w:rFonts w:ascii="Arial" w:hAnsi="Arial" w:cs="Arial"/>
-                <w:sz w:val="20"/>
-                <w:szCs w:val="20"/>
-              </w:rPr>
-              <w:t>exercícios</w:t>
-            </w:r>
-            <w:proofErr w:type="spellEnd"/>
-            <w:r>
-              <w:rPr>
-                <w:rFonts w:ascii="Arial" w:hAnsi="Arial" w:cs="Arial"/>
-                <w:sz w:val="20"/>
-                <w:szCs w:val="20"/>
-              </w:rPr>
-              <w:t xml:space="preserve"> (</w:t>
-            </w:r>
-            <w:r>
-              <w:rPr>
-                <w:rFonts w:ascii="Arial" w:hAnsi="Arial" w:cs="Arial"/>
-                <w:sz w:val="20"/>
-                <w:szCs w:val="20"/>
-              </w:rPr>
-              <w:t>4</w:t>
-            </w:r>
-            <w:r>
-              <w:rPr>
-                <w:rFonts w:ascii="Arial" w:hAnsi="Arial" w:cs="Arial"/>
-                <w:sz w:val="20"/>
-                <w:szCs w:val="20"/>
-              </w:rPr>
-              <w:t xml:space="preserve"> × </w:t>
-            </w:r>
-            <w:r>
-              <w:rPr>
-                <w:rFonts w:ascii="Arial" w:hAnsi="Arial" w:cs="Arial"/>
-                <w:sz w:val="20"/>
-                <w:szCs w:val="20"/>
-              </w:rPr>
-              <w:t xml:space="preserve">5 </w:t>
-            </w:r>
-            <w:proofErr w:type="spellStart"/>
-            <w:r>
-              <w:rPr>
-                <w:rFonts w:ascii="Arial" w:hAnsi="Arial" w:cs="Arial"/>
-                <w:sz w:val="20"/>
-                <w:szCs w:val="20"/>
-              </w:rPr>
-              <w:t>pontos</w:t>
-            </w:r>
-            <w:proofErr w:type="spellEnd"/>
-            <w:r>
-              <w:rPr>
-                <w:rFonts w:ascii="Arial" w:hAnsi="Arial" w:cs="Arial"/>
-                <w:sz w:val="20"/>
-                <w:szCs w:val="20"/>
-              </w:rPr>
-              <w:t>)</w:t>
-            </w:r>
-          </w:p>
-        </w:tc>
-        <w:tc>
-          <w:tcPr>
-            <w:tcW w:w="4896" w:type="dxa"/>
-            <w:tcMar>
-              <w:top w:w="80" w:type="dxa"/>
-              <w:left w:w="120" w:type="dxa"/>
-              <w:bottom w:w="80" w:type="dxa"/>
-              <w:right w:w="120" w:type="dxa"/>
-            </w:tcMar>
-            <w:vAlign w:val="center"/>
-          </w:tcPr>
-          <w:p>
-            <w:pPr>
-              <w:rPr>
-                <w:rFonts w:ascii="Arial" w:hAnsi="Arial" w:cs="Arial"/>
-                <w:sz w:val="20"/>
-                <w:szCs w:val="20"/>
-              </w:rPr>
-            </w:pPr>
-            <w:r>
-              <w:rPr>
-                <w:rFonts w:ascii="Arial" w:hAnsi="Arial" w:cs="Arial"/>
-                <w:sz w:val="20"/>
-                <w:szCs w:val="20"/>
-              </w:rPr>
-              <w:t>2</w:t>
-            </w:r>
-            <w:r>
-              <w:rPr>
-                <w:rFonts w:ascii="Arial" w:hAnsi="Arial" w:cs="Arial"/>
-                <w:sz w:val="20"/>
-                <w:szCs w:val="20"/>
-              </w:rPr>
-              <w:t>0</w:t>
-            </w:r>
-            <w:r>
-              <w:rPr>
-                <w:rFonts w:ascii="Arial" w:hAnsi="Arial" w:cs="Arial"/>
-                <w:sz w:val="20"/>
-                <w:szCs w:val="20"/>
-              </w:rPr>
-              <w:t xml:space="preserve"> </w:t>
-            </w:r>
-            <w:proofErr w:type="spellStart"/>
-            <w:r>
-              <w:rPr>
-                <w:rFonts w:ascii="Arial" w:hAnsi="Arial" w:cs="Arial"/>
-                <w:sz w:val="20"/>
-                <w:szCs w:val="20"/>
-              </w:rPr>
-              <w:t>pontos</w:t>
             </w:r>
             <w:proofErr w:type="spellEnd"/>
           </w:p>
@@ -2231,7 +2059,7 @@
                 <w:sz w:val="20"/>
                 <w:szCs w:val="20"/>
               </w:rPr>
-              <w:t>Provas</w:t>
+              <w:t>Listas</w:t>
             </w:r>
             <w:proofErr w:type="spellEnd"/>
             <w:r>
@@ -2240,7 +2068,7 @@
                 <w:sz w:val="20"/>
                 <w:szCs w:val="20"/>
               </w:rPr>
-              <w:t xml:space="preserve"> das </w:t>
+              <w:t xml:space="preserve"> de </w:t>
             </w:r>
             <w:proofErr w:type="spellStart"/>
             <w:r>
@@ -2249,7 +2077,7 @@
                 <w:sz w:val="20"/>
                 <w:szCs w:val="20"/>
               </w:rPr>
-              <w:t>unidades</w:t>
+              <w:t>exercícios</w:t>
             </w:r>
             <w:proofErr w:type="spellEnd"/>
             <w:r>
@@ -2282,15 +2110,7 @@
                 <w:sz w:val="20"/>
                 <w:szCs w:val="20"/>
               </w:rPr>
-              <w:t>10</w:t>
-            </w:r>
-            <w:r>
-              <w:rPr>
-                <w:rFonts w:ascii="Arial" w:hAnsi="Arial" w:cs="Arial"/>
-                <w:sz w:val="20"/>
-                <w:szCs w:val="20"/>
-              </w:rPr>
-              <w:t xml:space="preserve"> </w:t>
+              <w:t xml:space="preserve">5 </w:t>
             </w:r>
             <w:proofErr w:type="spellStart"/>
             <w:r>
@@ -2299,15 +2119,7 @@
                 <w:sz w:val="20"/>
                 <w:szCs w:val="20"/>
               </w:rPr>
-              <w:t>pont</w:t>
-            </w:r>
-            <w:r>
-              <w:rPr>
-                <w:rFonts w:ascii="Arial" w:hAnsi="Arial" w:cs="Arial"/>
-                <w:sz w:val="20"/>
-                <w:szCs w:val="20"/>
-              </w:rPr>
-              <w:t>os</w:t>
+              <w:t>pontos</w:t>
             </w:r>
             <w:proofErr w:type="spellEnd"/>
             <w:r>
@@ -2345,7 +2157,15 @@
                 <w:sz w:val="20"/>
                 <w:szCs w:val="20"/>
               </w:rPr>
-              <w:t>40</w:t>
+              <w:t>2</w:t>
+            </w:r>
+            <w:r>
+              <w:rPr>
+                <w:rFonts w:ascii="Arial" w:hAnsi="Arial" w:cs="Arial"/>
+                <w:sz w:val="20"/>
+                <w:szCs w:val="20"/>
+              </w:rPr>
+              <w:t>0</w:t>
             </w:r>
             <w:r>
               <w:rPr>
@@ -2398,7 +2218,201 @@
                 <w:sz w:val="20"/>
                 <w:szCs w:val="20"/>
               </w:rPr>
-              <w:t>Prova final</w:t>
+              <w:t>4</w:t>
+            </w:r>
+            <w:r>
+              <w:rPr>
+                <w:rFonts w:ascii="Arial" w:hAnsi="Arial" w:cs="Arial"/>
+                <w:sz w:val="20"/>
+                <w:szCs w:val="20"/>
+              </w:rPr>
+              <w:t xml:space="preserve"> </w:t>
+            </w:r>
+            <w:proofErr w:type="spellStart"/>
+            <w:r>
+              <w:rPr>
+                <w:rFonts w:ascii="Arial" w:hAnsi="Arial" w:cs="Arial"/>
+                <w:sz w:val="20"/>
+                <w:szCs w:val="20"/>
+              </w:rPr>
+              <w:t>Provas</w:t>
+            </w:r>
+            <w:proofErr w:type="spellEnd"/>
+            <w:r>
+              <w:rPr>
+                <w:rFonts w:ascii="Arial" w:hAnsi="Arial" w:cs="Arial"/>
+                <w:sz w:val="20"/>
+                <w:szCs w:val="20"/>
+              </w:rPr>
+              <w:t xml:space="preserve"> das </w:t>
+            </w:r>
+            <w:proofErr w:type="spellStart"/>
+            <w:r>
+              <w:rPr>
+                <w:rFonts w:ascii="Arial" w:hAnsi="Arial" w:cs="Arial"/>
+                <w:sz w:val="20"/>
+                <w:szCs w:val="20"/>
+              </w:rPr>
+              <w:t>unidades</w:t>
+            </w:r>
+            <w:proofErr w:type="spellEnd"/>
+            <w:r>
+              <w:rPr>
+                <w:rFonts w:ascii="Arial" w:hAnsi="Arial" w:cs="Arial"/>
+                <w:sz w:val="20"/>
+                <w:szCs w:val="20"/>
+              </w:rPr>
+              <w:t xml:space="preserve"> (</w:t>
+            </w:r>
+            <w:r>
+              <w:rPr>
+                <w:rFonts w:ascii="Arial" w:hAnsi="Arial" w:cs="Arial"/>
+                <w:sz w:val="20"/>
+                <w:szCs w:val="20"/>
+              </w:rPr>
+              <w:t>4</w:t>
+            </w:r>
+            <w:r>
+              <w:rPr>
+                <w:rFonts w:ascii="Arial" w:hAnsi="Arial" w:cs="Arial"/>
+                <w:sz w:val="20"/>
+                <w:szCs w:val="20"/>
+              </w:rPr>
+              <w:t xml:space="preserve"> × </w:t>
+            </w:r>
+            <w:r>
+              <w:rPr>
+                <w:rFonts w:ascii="Arial" w:hAnsi="Arial" w:cs="Arial"/>
+                <w:sz w:val="20"/>
+                <w:szCs w:val="20"/>
+              </w:rPr>
+              <w:t>10</w:t>
+            </w:r>
+            <w:r>
+              <w:rPr>
+                <w:rFonts w:ascii="Arial" w:hAnsi="Arial" w:cs="Arial"/>
+                <w:sz w:val="20"/>
+                <w:szCs w:val="20"/>
+              </w:rPr>
+              <w:t xml:space="preserve"> </w:t>
+            </w:r>
+            <w:proofErr w:type="spellStart"/>
+            <w:r>
+              <w:rPr>
+                <w:rFonts w:ascii="Arial" w:hAnsi="Arial" w:cs="Arial"/>
+                <w:sz w:val="20"/>
+                <w:szCs w:val="20"/>
+              </w:rPr>
+              <w:t>pont</w:t>
+            </w:r>
+            <w:r>
+              <w:rPr>
+                <w:rFonts w:ascii="Arial" w:hAnsi="Arial" w:cs="Arial"/>
+                <w:sz w:val="20"/>
+                <w:szCs w:val="20"/>
+              </w:rPr>
+              <w:t>os</w:t>
+            </w:r>
+            <w:proofErr w:type="spellEnd"/>
+            <w:r>
+              <w:rPr>
+                <w:rFonts w:ascii="Arial" w:hAnsi="Arial" w:cs="Arial"/>
+                <w:sz w:val="20"/>
+                <w:szCs w:val="20"/>
+              </w:rPr>
+              <w:t>)</w:t>
+            </w:r>
+          </w:p>
+        </w:tc>
+        <w:tc>
+          <w:tcPr>
+            <w:tcW w:w="4896" w:type="dxa"/>
+            <w:tcMar>
+              <w:top w:w="80" w:type="dxa"/>
+              <w:left w:w="120" w:type="dxa"/>
+              <w:bottom w:w="80" w:type="dxa"/>
+              <w:right w:w="120" w:type="dxa"/>
+            </w:tcMar>
+            <w:vAlign w:val="center"/>
+          </w:tcPr>
+          <w:p>
+            <w:pPr>
+              <w:rPr>
+                <w:rFonts w:ascii="Arial" w:hAnsi="Arial" w:cs="Arial"/>
+                <w:sz w:val="20"/>
+                <w:szCs w:val="20"/>
+              </w:rPr>
+            </w:pPr>
+            <w:r>
+              <w:rPr>
+                <w:rFonts w:ascii="Arial" w:hAnsi="Arial" w:cs="Arial"/>
+                <w:sz w:val="20"/>
+                <w:szCs w:val="20"/>
+              </w:rPr>
+              <w:t>40</w:t>
+            </w:r>
+            <w:r>
+              <w:rPr>
+                <w:rFonts w:ascii="Arial" w:hAnsi="Arial" w:cs="Arial"/>
+                <w:sz w:val="20"/>
+                <w:szCs w:val="20"/>
+              </w:rPr>
+              <w:t xml:space="preserve"> </w:t>
+            </w:r>
+            <w:proofErr w:type="spellStart"/>
+            <w:r>
+              <w:rPr>
+                <w:rFonts w:ascii="Arial" w:hAnsi="Arial" w:cs="Arial"/>
+                <w:sz w:val="20"/>
+                <w:szCs w:val="20"/>
+              </w:rPr>
+              <w:t>pontos</w:t>
+            </w:r>
+            <w:proofErr w:type="spellEnd"/>
+          </w:p>
+        </w:tc>
+      </w:tr>
+      <w:tr>
+        <w:trPr>
+          <w:cantSplit/>
+          <w:jc w:val="center"/>
+        </w:trPr>
+        <w:tc>
+          <w:tcPr>
+            <w:tcW w:w="4896" w:type="dxa"/>
+            <w:tcMar>
+              <w:top w:w="80" w:type="dxa"/>
+              <w:left w:w="120" w:type="dxa"/>
+              <w:bottom w:w="80" w:type="dxa"/>
+              <w:right w:w="120" w:type="dxa"/>
+            </w:tcMar>
+            <w:vAlign w:val="center"/>
+          </w:tcPr>
+          <w:p>
+            <w:pPr>
+              <w:rPr>
+                <w:rFonts w:ascii="Arial" w:hAnsi="Arial" w:cs="Arial"/>
+                <w:sz w:val="20"/>
+                <w:szCs w:val="20"/>
+              </w:rPr>
+            </w:pPr>
+            <w:proofErr w:type="spellStart"/>
+            <w:r>
+              <w:rPr>
+                <w:rFonts w:ascii="Arial" w:hAnsi="Arial" w:cs="Arial"/>
+                <w:sz w:val="20"/>
+                <w:szCs w:val="20"/>
+              </w:rPr>
+              <w:t>Prova</w:t>
+            </w:r>
+            <w:proofErr w:type="spellEnd"/>
+            <w:r>
+              <w:rPr>
+                <w:rFonts w:ascii="Arial" w:hAnsi="Arial" w:cs="Arial"/>
+                <w:sz w:val="20"/>
+                <w:szCs w:val="20"/>
+              </w:rPr>
+              <w:t xml:space="preserve"> final</w:t>
             </w:r>
           </w:p>
         </w:tc>
@@ -2556,37 +2570,19 @@
           <w:rFonts w:ascii="Arial" w:hAnsi="Arial" w:cs="Arial"/>
           <w:sz w:val="20"/>
           <w:szCs w:val="20"/>
+          <w:lang w:val="pt-BR"/>
         </w:rPr>
       </w:pPr>
-      <w:proofErr w:type="spellStart"/>
       <w:r>
         <w:rPr>
           <w:rFonts w:ascii="Arial" w:hAnsi="Arial" w:cs="Arial"/>
           <w:sz w:val="20"/>
           <w:szCs w:val="20"/>
+          <w:lang w:val="pt-BR"/>
         </w:rPr>
         <w:lastRenderedPageBreak/>
-        <w:t>Políticas</w:t>
+        <w:t>Políticas da disciplina</w:t>
       </w:r>
-      <w:proofErr w:type="spellEnd"/>
-      <w:r>
-        <w:rPr>
-          <w:rFonts w:ascii="Arial" w:hAnsi="Arial" w:cs="Arial"/>
-          <w:sz w:val="20"/>
-          <w:szCs w:val="20"/>
-        </w:rPr>
-        <w:t xml:space="preserve"> da </w:t>
-      </w:r>
-      <w:proofErr w:type="spellStart"/>
-      <w:r>
-        <w:rPr>
-          <w:rFonts w:ascii="Arial" w:hAnsi="Arial" w:cs="Arial"/>
-          <w:sz w:val="20"/>
-          <w:szCs w:val="20"/>
-        </w:rPr>
-        <w:t>disciplina</w:t>
-      </w:r>
-      <w:proofErr w:type="spellEnd"/>
     </w:p>
     <w:p>
       <w:pPr>
@@ -3233,7 +3229,16 @@
           <w:szCs w:val="20"/>
           <w:lang w:val="pt-BR"/>
         </w:rPr>
-        <w:t>Unidade 1: Introdução à estatística</w:t>
+        <w:t xml:space="preserve">Unidade 1: Introdução à </w:t>
+      </w:r>
+      <w:r>
+        <w:rPr>
+          <w:rFonts w:ascii="Arial" w:hAnsi="Arial" w:cs="Arial"/>
+          <w:sz w:val="20"/>
+          <w:szCs w:val="20"/>
+          <w:lang w:val="pt-BR"/>
+        </w:rPr>
+        <w:t>análise quantitativa</w:t>
       </w:r>
     </w:p>
     <w:tbl>
@@ -3313,8 +3318,42 @@
                 <w:sz w:val="20"/>
                 <w:szCs w:val="20"/>
               </w:rPr>
-              <w:t>Tema, atividade e leitura</w:t>
-            </w:r>
+              <w:t xml:space="preserve">Tema, </w:t>
+            </w:r>
+            <w:proofErr w:type="spellStart"/>
+            <w:r>
+              <w:rPr>
+                <w:rFonts w:ascii="Arial" w:hAnsi="Arial" w:cs="Arial"/>
+                <w:b/>
+                <w:color w:val="FFFFFF"/>
+                <w:sz w:val="20"/>
+                <w:szCs w:val="20"/>
+              </w:rPr>
+              <w:t>atividade</w:t>
+            </w:r>
+            <w:proofErr w:type="spellEnd"/>
+            <w:r>
+              <w:rPr>
+                <w:rFonts w:ascii="Arial" w:hAnsi="Arial" w:cs="Arial"/>
+                <w:b/>
+                <w:color w:val="FFFFFF"/>
+                <w:sz w:val="20"/>
+                <w:szCs w:val="20"/>
+              </w:rPr>
+              <w:t xml:space="preserve"> e </w:t>
+            </w:r>
+            <w:proofErr w:type="spellStart"/>
+            <w:r>
+              <w:rPr>
+                <w:rFonts w:ascii="Arial" w:hAnsi="Arial" w:cs="Arial"/>
+                <w:b/>
+                <w:color w:val="FFFFFF"/>
+                <w:sz w:val="20"/>
+                <w:szCs w:val="20"/>
+              </w:rPr>
+              <w:t>leitura</w:t>
+            </w:r>
+            <w:proofErr w:type="spellEnd"/>
           </w:p>
         </w:tc>
       </w:tr>
@@ -3473,7 +3512,16 @@
                 <w:szCs w:val="20"/>
                 <w:lang w:val="pt-BR"/>
               </w:rPr>
-              <w:t>Introdução à estatística; mensuração</w:t>
+              <w:t xml:space="preserve">Introdução à </w:t>
+            </w:r>
+            <w:r>
+              <w:rPr>
+                <w:rFonts w:ascii="Arial" w:hAnsi="Arial" w:cs="Arial"/>
+                <w:sz w:val="20"/>
+                <w:szCs w:val="20"/>
+                <w:lang w:val="pt-BR"/>
+              </w:rPr>
+              <w:t>análise quantitativa e estatística</w:t>
             </w:r>
             <w:r>
               <w:rPr>
@@ -3621,7 +3669,7 @@
                 <w:szCs w:val="20"/>
                 <w:lang w:val="pt-BR"/>
               </w:rPr>
-              <w:t>Gravetter</w:t>
+              <w:t>Gravetter &amp;</w:t>
             </w:r>
             <w:proofErr w:type="spellEnd"/>
             <w:r>
@@ -3631,7 +3679,7 @@
                 <w:szCs w:val="20"/>
                 <w:lang w:val="pt-BR"/>
               </w:rPr>
-              <w:t xml:space="preserve"> &amp; </w:t>
+              <w:t xml:space="preserve"> </w:t>
             </w:r>
             <w:proofErr w:type="spellStart"/>
             <w:r>
@@ -4280,8 +4328,42 @@
                 <w:sz w:val="20"/>
                 <w:szCs w:val="20"/>
               </w:rPr>
-              <w:t>Tema, atividade e leitura</w:t>
-            </w:r>
+              <w:t xml:space="preserve">Tema, </w:t>
+            </w:r>
+            <w:proofErr w:type="spellStart"/>
+            <w:r>
+              <w:rPr>
+                <w:rFonts w:ascii="Arial" w:hAnsi="Arial" w:cs="Arial"/>
+                <w:b/>
+                <w:color w:val="FFFFFF"/>
+                <w:sz w:val="20"/>
+                <w:szCs w:val="20"/>
+              </w:rPr>
+              <w:t>atividade</w:t>
+            </w:r>
+            <w:proofErr w:type="spellEnd"/>
+            <w:r>
+              <w:rPr>
+                <w:rFonts w:ascii="Arial" w:hAnsi="Arial" w:cs="Arial"/>
+                <w:b/>
+                <w:color w:val="FFFFFF"/>
+                <w:sz w:val="20"/>
+                <w:szCs w:val="20"/>
+              </w:rPr>
+              <w:t xml:space="preserve"> e </w:t>
+            </w:r>
+            <w:proofErr w:type="spellStart"/>
+            <w:r>
+              <w:rPr>
+                <w:rFonts w:ascii="Arial" w:hAnsi="Arial" w:cs="Arial"/>
+                <w:b/>
+                <w:color w:val="FFFFFF"/>
+                <w:sz w:val="20"/>
+                <w:szCs w:val="20"/>
+              </w:rPr>
+              <w:t>leitura</w:t>
+            </w:r>
+            <w:proofErr w:type="spellEnd"/>
           </w:p>
         </w:tc>
       </w:tr>
@@ -5125,8 +5207,42 @@
                 <w:sz w:val="20"/>
                 <w:szCs w:val="20"/>
               </w:rPr>
-              <w:t>Tema, atividade e leitura</w:t>
-            </w:r>
+              <w:t xml:space="preserve">Tema, </w:t>
+            </w:r>
+            <w:proofErr w:type="spellStart"/>
+            <w:r>
+              <w:rPr>
+                <w:rFonts w:ascii="Arial" w:hAnsi="Arial" w:cs="Arial"/>
+                <w:b/>
+                <w:color w:val="FFFFFF"/>
+                <w:sz w:val="20"/>
+                <w:szCs w:val="20"/>
+              </w:rPr>
+              <w:t>atividade</w:t>
+            </w:r>
+            <w:proofErr w:type="spellEnd"/>
+            <w:r>
+              <w:rPr>
+                <w:rFonts w:ascii="Arial" w:hAnsi="Arial" w:cs="Arial"/>
+                <w:b/>
+                <w:color w:val="FFFFFF"/>
+                <w:sz w:val="20"/>
+                <w:szCs w:val="20"/>
+              </w:rPr>
+              <w:t xml:space="preserve"> e </w:t>
+            </w:r>
+            <w:proofErr w:type="spellStart"/>
+            <w:r>
+              <w:rPr>
+                <w:rFonts w:ascii="Arial" w:hAnsi="Arial" w:cs="Arial"/>
+                <w:b/>
+                <w:color w:val="FFFFFF"/>
+                <w:sz w:val="20"/>
+                <w:szCs w:val="20"/>
+              </w:rPr>
+              <w:t>leitura</w:t>
+            </w:r>
+            <w:proofErr w:type="spellEnd"/>
           </w:p>
         </w:tc>
       </w:tr>
@@ -6291,8 +6407,42 @@
                 <w:sz w:val="20"/>
                 <w:szCs w:val="20"/>
               </w:rPr>
-              <w:t>Tema, atividade e leitura</w:t>
-            </w:r>
+              <w:t xml:space="preserve">Tema, </w:t>
+            </w:r>
+            <w:proofErr w:type="spellStart"/>
+            <w:r>
+              <w:rPr>
+                <w:rFonts w:ascii="Arial" w:hAnsi="Arial" w:cs="Arial"/>
+                <w:b/>
+                <w:color w:val="FFFFFF"/>
+                <w:sz w:val="20"/>
+                <w:szCs w:val="20"/>
+              </w:rPr>
+              <w:t>atividade</w:t>
+            </w:r>
+            <w:proofErr w:type="spellEnd"/>
+            <w:r>
+              <w:rPr>
+                <w:rFonts w:ascii="Arial" w:hAnsi="Arial" w:cs="Arial"/>
+                <w:b/>
+                <w:color w:val="FFFFFF"/>
+                <w:sz w:val="20"/>
+                <w:szCs w:val="20"/>
+              </w:rPr>
+              <w:t xml:space="preserve"> e </w:t>
+            </w:r>
+            <w:proofErr w:type="spellStart"/>
+            <w:r>
+              <w:rPr>
+                <w:rFonts w:ascii="Arial" w:hAnsi="Arial" w:cs="Arial"/>
+                <w:b/>
+                <w:color w:val="FFFFFF"/>
+                <w:sz w:val="20"/>
+                <w:szCs w:val="20"/>
+              </w:rPr>
+              <w:t>leitura</w:t>
+            </w:r>
+            <w:proofErr w:type="spellEnd"/>
           </w:p>
         </w:tc>
       </w:tr>

--- a/Ementa_MQAPP_2026.2.docx
+++ b/Ementa_MQAPP_2026.2.docx
@@ -3238,7 +3238,7 @@
           <w:szCs w:val="20"/>
           <w:lang w:val="pt-BR"/>
         </w:rPr>
-        <w:t>análise quantitativa</w:t>
+        <w:t>estatística</w:t>
       </w:r>
     </w:p>
     <w:tbl>
@@ -3521,7 +3521,16 @@
                 <w:szCs w:val="20"/>
                 <w:lang w:val="pt-BR"/>
               </w:rPr>
-              <w:t>análise quantitativa e estatística</w:t>
+              <w:t xml:space="preserve">análise quantitativa e </w:t>
+            </w:r>
+            <w:r>
+              <w:rPr>
+                <w:rFonts w:ascii="Arial" w:hAnsi="Arial" w:cs="Arial"/>
+                <w:sz w:val="20"/>
+                <w:szCs w:val="20"/>
+                <w:lang w:val="pt-BR"/>
+              </w:rPr>
+              <w:t>mensuração</w:t>
             </w:r>
             <w:r>
               <w:rPr>
@@ -3669,7 +3678,7 @@
                 <w:szCs w:val="20"/>
                 <w:lang w:val="pt-BR"/>
               </w:rPr>
-              <w:t>Gravetter &amp;</w:t>
+              <w:t>Gravetter</w:t>
             </w:r>
             <w:proofErr w:type="spellEnd"/>
             <w:r>
@@ -3679,7 +3688,7 @@
                 <w:szCs w:val="20"/>
                 <w:lang w:val="pt-BR"/>
               </w:rPr>
-              <w:t xml:space="preserve"> </w:t>
+              <w:t xml:space="preserve"> &amp; </w:t>
             </w:r>
             <w:proofErr w:type="spellStart"/>
             <w:r>
@@ -4247,7 +4256,33 @@
           <w:sz w:val="20"/>
           <w:szCs w:val="20"/>
         </w:rPr>
-        <w:t>Probabilidade</w:t>
+        <w:t>Introdução</w:t>
+      </w:r>
+      <w:proofErr w:type="spellEnd"/>
+      <w:r>
+        <w:rPr>
+          <w:rFonts w:ascii="Arial" w:hAnsi="Arial" w:cs="Arial"/>
+          <w:sz w:val="20"/>
+          <w:szCs w:val="20"/>
+        </w:rPr>
+        <w:t xml:space="preserve"> à </w:t>
+      </w:r>
+      <w:proofErr w:type="spellStart"/>
+      <w:r>
+        <w:rPr>
+          <w:rFonts w:ascii="Arial" w:hAnsi="Arial" w:cs="Arial"/>
+          <w:sz w:val="20"/>
+          <w:szCs w:val="20"/>
+        </w:rPr>
+        <w:t>p</w:t>
+      </w:r>
+      <w:r>
+        <w:rPr>
+          <w:rFonts w:ascii="Arial" w:hAnsi="Arial" w:cs="Arial"/>
+          <w:sz w:val="20"/>
+          <w:szCs w:val="20"/>
+        </w:rPr>
+        <w:t>robabilidade</w:t>
       </w:r>
       <w:proofErr w:type="spellEnd"/>
     </w:p>
@@ -5120,14 +5155,43 @@
           <w:lang w:val="pt-BR"/>
         </w:rPr>
       </w:pPr>
-      <w:r>
+    </w:p>
+    <w:p>
+      <w:pPr>
+        <w:pStyle w:val="Heading2"/>
         <w:rPr>
           <w:rFonts w:ascii="Arial" w:hAnsi="Arial" w:cs="Arial"/>
           <w:sz w:val="20"/>
           <w:szCs w:val="20"/>
           <w:lang w:val="pt-BR"/>
         </w:rPr>
-        <w:t>Unidade 3: Testes de hipóteses e testes t</w:t>
+      </w:pPr>
+      <w:r>
+        <w:rPr>
+          <w:rFonts w:ascii="Arial" w:hAnsi="Arial" w:cs="Arial"/>
+          <w:sz w:val="20"/>
+          <w:szCs w:val="20"/>
+          <w:lang w:val="pt-BR"/>
+        </w:rPr>
+        <w:t xml:space="preserve">Unidade 3: </w:t>
+      </w:r>
+      <w:r>
+        <w:rPr>
+          <w:rFonts w:ascii="Arial" w:hAnsi="Arial" w:cs="Arial"/>
+          <w:sz w:val="20"/>
+          <w:szCs w:val="20"/>
+          <w:lang w:val="pt-BR"/>
+        </w:rPr>
+        <w:t>Introdução aos t</w:t>
+      </w:r>
+      <w:r>
+        <w:rPr>
+          <w:rFonts w:ascii="Arial" w:hAnsi="Arial" w:cs="Arial"/>
+          <w:sz w:val="20"/>
+          <w:szCs w:val="20"/>
+          <w:lang w:val="pt-BR"/>
+        </w:rPr>
+        <w:t>estes de hipóteses</w:t>
       </w:r>
     </w:p>
     <w:tbl>
@@ -5408,7 +5472,6 @@
                 <w:sz w:val="20"/>
                 <w:szCs w:val="20"/>
               </w:rPr>
-              <w:lastRenderedPageBreak/>
               <w:t>08/10</w:t>
             </w:r>
             <w:r>
@@ -6250,38 +6313,56 @@
     </w:p>
     <w:p>
       <w:pPr>
-        <w:spacing w:after="0"/>
+        <w:pStyle w:val="Heading2"/>
         <w:rPr>
           <w:rFonts w:ascii="Arial" w:hAnsi="Arial" w:cs="Arial"/>
           <w:sz w:val="20"/>
           <w:szCs w:val="20"/>
+          <w:lang w:val="pt-BR"/>
         </w:rPr>
       </w:pPr>
-    </w:p>
-    <w:p>
-      <w:pPr>
-        <w:pStyle w:val="Heading2"/>
+      <w:r>
         <w:rPr>
           <w:rFonts w:ascii="Arial" w:hAnsi="Arial" w:cs="Arial"/>
           <w:sz w:val="20"/>
           <w:szCs w:val="20"/>
-        </w:rPr>
-      </w:pPr>
-      <w:proofErr w:type="spellStart"/>
+          <w:lang w:val="pt-BR"/>
+        </w:rPr>
+        <w:t xml:space="preserve">Unidade </w:t>
+      </w:r>
       <w:r>
         <w:rPr>
           <w:rFonts w:ascii="Arial" w:hAnsi="Arial" w:cs="Arial"/>
           <w:sz w:val="20"/>
           <w:szCs w:val="20"/>
-        </w:rPr>
-        <w:t>Unidade</w:t>
+          <w:lang w:val="pt-BR"/>
+        </w:rPr>
+        <w:t>4</w:t>
       </w:r>
-      <w:proofErr w:type="spellEnd"/>
       <w:r>
         <w:rPr>
           <w:rFonts w:ascii="Arial" w:hAnsi="Arial" w:cs="Arial"/>
           <w:sz w:val="20"/>
           <w:szCs w:val="20"/>
+          <w:lang w:val="pt-BR"/>
+        </w:rPr>
+        <w:t xml:space="preserve">: </w:t>
+      </w:r>
+      <w:r>
+        <w:rPr>
+          <w:rFonts w:ascii="Arial" w:hAnsi="Arial" w:cs="Arial"/>
+          <w:sz w:val="20"/>
+          <w:szCs w:val="20"/>
+          <w:lang w:val="pt-BR"/>
+        </w:rPr>
+        <w:t>Introdução</w:t>
+      </w:r>
+      <w:r>
+        <w:rPr>
+          <w:rFonts w:ascii="Arial" w:hAnsi="Arial" w:cs="Arial"/>
+          <w:sz w:val="20"/>
+          <w:szCs w:val="20"/>
+          <w:lang w:val="pt-BR"/>
         </w:rPr>
         <w:t xml:space="preserve"> </w:t>
       </w:r>
@@ -6290,45 +6371,19 @@
           <w:rFonts w:ascii="Arial" w:hAnsi="Arial" w:cs="Arial"/>
           <w:sz w:val="20"/>
           <w:szCs w:val="20"/>
-        </w:rPr>
-        <w:t>4</w:t>
+          <w:lang w:val="pt-BR"/>
+        </w:rPr>
+        <w:t>à c</w:t>
       </w:r>
       <w:r>
         <w:rPr>
           <w:rFonts w:ascii="Arial" w:hAnsi="Arial" w:cs="Arial"/>
           <w:sz w:val="20"/>
           <w:szCs w:val="20"/>
-        </w:rPr>
-        <w:t xml:space="preserve">: </w:t>
+          <w:lang w:val="pt-BR"/>
+        </w:rPr>
+        <w:t>orrelação e regressão</w:t>
       </w:r>
-      <w:proofErr w:type="spellStart"/>
-      <w:r>
-        <w:rPr>
-          <w:rFonts w:ascii="Arial" w:hAnsi="Arial" w:cs="Arial"/>
-          <w:sz w:val="20"/>
-          <w:szCs w:val="20"/>
-        </w:rPr>
-        <w:t>Correlação</w:t>
-      </w:r>
-      <w:proofErr w:type="spellEnd"/>
-      <w:r>
-        <w:rPr>
-          <w:rFonts w:ascii="Arial" w:hAnsi="Arial" w:cs="Arial"/>
-          <w:sz w:val="20"/>
-          <w:szCs w:val="20"/>
-        </w:rPr>
-        <w:t xml:space="preserve"> e </w:t>
-      </w:r>
-      <w:proofErr w:type="spellStart"/>
-      <w:r>
-        <w:rPr>
-          <w:rFonts w:ascii="Arial" w:hAnsi="Arial" w:cs="Arial"/>
-          <w:sz w:val="20"/>
-          <w:szCs w:val="20"/>
-        </w:rPr>
-        <w:t>regressão</w:t>
-      </w:r>
-      <w:proofErr w:type="spellEnd"/>
     </w:p>
     <w:tbl>
       <w:tblPr>
@@ -7214,6 +7269,7 @@
                 <w:szCs w:val="20"/>
                 <w:lang w:val="pt-BR"/>
               </w:rPr>
+              <w:lastRenderedPageBreak/>
               <w:t>24/11</w:t>
             </w:r>
             <w:r>
@@ -7571,7 +7627,6 @@
                 <w:sz w:val="20"/>
                 <w:szCs w:val="20"/>
               </w:rPr>
-              <w:lastRenderedPageBreak/>
               <w:t>03/12 – Aula 29</w:t>
             </w:r>
           </w:p>

--- a/Ementa_MQAPP_2026.2.docx
+++ b/Ementa_MQAPP_2026.2.docx
@@ -4423,7 +4423,7 @@
               <w:spacing w:after="0" w:line="252" w:lineRule="auto"/>
               <w:rPr>
                 <w:rFonts w:ascii="Arial" w:hAnsi="Arial" w:cs="Arial"/>
-                <w:b/>
+                <w:bCs/>
                 <w:color w:val="17384D"/>
                 <w:sz w:val="20"/>
                 <w:szCs w:val="20"/>
@@ -4432,7 +4432,7 @@
             <w:r>
               <w:rPr>
                 <w:rFonts w:ascii="Arial" w:hAnsi="Arial" w:cs="Arial"/>
-                <w:b/>
+                <w:bCs/>
                 <w:color w:val="17384D"/>
                 <w:sz w:val="20"/>
                 <w:szCs w:val="20"/>
@@ -4442,12 +4442,12 @@
             <w:r>
               <w:rPr>
                 <w:rFonts w:ascii="Arial" w:hAnsi="Arial" w:cs="Arial"/>
-                <w:b/>
+                <w:bCs/>
                 <w:color w:val="17384D"/>
                 <w:sz w:val="20"/>
                 <w:szCs w:val="20"/>
               </w:rPr>
-              <w:t xml:space="preserve"> – Aula 8</w:t>
+              <w:t xml:space="preserve"> </w:t>
             </w:r>
           </w:p>
         </w:tc>
@@ -4467,6 +4467,7 @@
               <w:spacing w:after="0" w:line="252" w:lineRule="auto"/>
               <w:rPr>
                 <w:rFonts w:ascii="Arial" w:hAnsi="Arial" w:cs="Arial"/>
+                <w:bCs/>
                 <w:sz w:val="20"/>
                 <w:szCs w:val="20"/>
                 <w:lang w:val="pt-BR"/>
@@ -4475,60 +4476,22 @@
             <w:r>
               <w:rPr>
                 <w:rFonts w:ascii="Arial" w:hAnsi="Arial" w:cs="Arial"/>
+                <w:b/>
                 <w:sz w:val="20"/>
                 <w:szCs w:val="20"/>
                 <w:lang w:val="pt-BR"/>
               </w:rPr>
-              <w:t>Probabilidade</w:t>
-            </w:r>
-            <w:r>
-              <w:rPr>
-                <w:rFonts w:ascii="Arial" w:hAnsi="Arial" w:cs="Arial"/>
+              <w:t xml:space="preserve">Atividade assíncrona: </w:t>
+            </w:r>
+            <w:r>
+              <w:rPr>
+                <w:rFonts w:ascii="Arial" w:hAnsi="Arial" w:cs="Arial"/>
+                <w:bCs/>
                 <w:sz w:val="20"/>
                 <w:szCs w:val="20"/>
                 <w:lang w:val="pt-BR"/>
               </w:rPr>
-              <w:br/>
-            </w:r>
-            <w:proofErr w:type="spellStart"/>
-            <w:r>
-              <w:rPr>
-                <w:rFonts w:ascii="Arial" w:hAnsi="Arial" w:cs="Arial"/>
-                <w:sz w:val="20"/>
-                <w:szCs w:val="20"/>
-                <w:lang w:val="pt-BR"/>
-              </w:rPr>
-              <w:t>Gravetter</w:t>
-            </w:r>
-            <w:proofErr w:type="spellEnd"/>
-            <w:r>
-              <w:rPr>
-                <w:rFonts w:ascii="Arial" w:hAnsi="Arial" w:cs="Arial"/>
-                <w:sz w:val="20"/>
-                <w:szCs w:val="20"/>
-                <w:lang w:val="pt-BR"/>
-              </w:rPr>
-              <w:t xml:space="preserve"> &amp; </w:t>
-            </w:r>
-            <w:proofErr w:type="spellStart"/>
-            <w:r>
-              <w:rPr>
-                <w:rFonts w:ascii="Arial" w:hAnsi="Arial" w:cs="Arial"/>
-                <w:sz w:val="20"/>
-                <w:szCs w:val="20"/>
-                <w:lang w:val="pt-BR"/>
-              </w:rPr>
-              <w:t>Wallnau</w:t>
-            </w:r>
-            <w:proofErr w:type="spellEnd"/>
-            <w:r>
-              <w:rPr>
-                <w:rFonts w:ascii="Arial" w:hAnsi="Arial" w:cs="Arial"/>
-                <w:sz w:val="20"/>
-                <w:szCs w:val="20"/>
-                <w:lang w:val="pt-BR"/>
-              </w:rPr>
-              <w:t>, capítulo 6 (exceto a seção 6.4)</w:t>
+              <w:t>Exercício de participação 1</w:t>
             </w:r>
           </w:p>
         </w:tc>
@@ -4558,6 +4521,7 @@
                 <w:color w:val="17384D"/>
                 <w:sz w:val="20"/>
                 <w:szCs w:val="20"/>
+                <w:lang w:val="pt-BR"/>
               </w:rPr>
             </w:pPr>
             <w:r>
@@ -4578,7 +4542,17 @@
                 <w:sz w:val="20"/>
                 <w:szCs w:val="20"/>
               </w:rPr>
-              <w:t xml:space="preserve"> – Aula 9</w:t>
+              <w:t xml:space="preserve"> </w:t>
+            </w:r>
+            <w:r>
+              <w:rPr>
+                <w:rFonts w:ascii="Arial" w:hAnsi="Arial" w:cs="Arial"/>
+                <w:b/>
+                <w:color w:val="17384D"/>
+                <w:sz w:val="20"/>
+                <w:szCs w:val="20"/>
+              </w:rPr>
+              <w:t>– Aula 8</w:t>
             </w:r>
           </w:p>
         </w:tc>
@@ -4610,7 +4584,7 @@
                 <w:szCs w:val="20"/>
                 <w:lang w:val="pt-BR"/>
               </w:rPr>
-              <w:t>Probabilidade e amostras</w:t>
+              <w:t>Probabilidade</w:t>
             </w:r>
             <w:r>
               <w:rPr>
@@ -4659,7 +4633,7 @@
                 <w:szCs w:val="20"/>
                 <w:lang w:val="pt-BR"/>
               </w:rPr>
-              <w:t>, capítulo 7</w:t>
+              <w:t>, capítulo 6 (exceto a seção 6.4)</w:t>
             </w:r>
           </w:p>
         </w:tc>
@@ -4709,7 +4683,17 @@
                 <w:sz w:val="20"/>
                 <w:szCs w:val="20"/>
               </w:rPr>
-              <w:t xml:space="preserve"> – Aula 10</w:t>
+              <w:t xml:space="preserve"> </w:t>
+            </w:r>
+            <w:r>
+              <w:rPr>
+                <w:rFonts w:ascii="Arial" w:hAnsi="Arial" w:cs="Arial"/>
+                <w:b/>
+                <w:color w:val="17384D"/>
+                <w:sz w:val="20"/>
+                <w:szCs w:val="20"/>
+              </w:rPr>
+              <w:t>– Aula 9</w:t>
             </w:r>
           </w:p>
         </w:tc>
@@ -4741,7 +4725,7 @@
                 <w:szCs w:val="20"/>
                 <w:lang w:val="pt-BR"/>
               </w:rPr>
-              <w:t>Revisão da Unidade 2</w:t>
+              <w:t>Probabilidade e amostras</w:t>
             </w:r>
             <w:r>
               <w:rPr>
@@ -4752,17 +4736,45 @@
               </w:rPr>
               <w:br/>
             </w:r>
-            <w:r>
-              <w:rPr>
-                <w:rFonts w:ascii="Arial" w:hAnsi="Arial" w:cs="Arial"/>
-                <w:b/>
-                <w:bCs/>
-                <w:sz w:val="20"/>
-                <w:szCs w:val="20"/>
-                <w:u w:val="single"/>
+            <w:proofErr w:type="spellStart"/>
+            <w:r>
+              <w:rPr>
+                <w:rFonts w:ascii="Arial" w:hAnsi="Arial" w:cs="Arial"/>
+                <w:sz w:val="20"/>
+                <w:szCs w:val="20"/>
                 <w:lang w:val="pt-BR"/>
               </w:rPr>
-              <w:t>Lista de exercícios 2: entrega no início da aula!</w:t>
+              <w:t>Gravetter</w:t>
+            </w:r>
+            <w:proofErr w:type="spellEnd"/>
+            <w:r>
+              <w:rPr>
+                <w:rFonts w:ascii="Arial" w:hAnsi="Arial" w:cs="Arial"/>
+                <w:sz w:val="20"/>
+                <w:szCs w:val="20"/>
+                <w:lang w:val="pt-BR"/>
+              </w:rPr>
+              <w:t xml:space="preserve"> &amp; </w:t>
+            </w:r>
+            <w:proofErr w:type="spellStart"/>
+            <w:r>
+              <w:rPr>
+                <w:rFonts w:ascii="Arial" w:hAnsi="Arial" w:cs="Arial"/>
+                <w:sz w:val="20"/>
+                <w:szCs w:val="20"/>
+                <w:lang w:val="pt-BR"/>
+              </w:rPr>
+              <w:t>Wallnau</w:t>
+            </w:r>
+            <w:proofErr w:type="spellEnd"/>
+            <w:r>
+              <w:rPr>
+                <w:rFonts w:ascii="Arial" w:hAnsi="Arial" w:cs="Arial"/>
+                <w:sz w:val="20"/>
+                <w:szCs w:val="20"/>
+                <w:lang w:val="pt-BR"/>
+              </w:rPr>
+              <w:t>, capítulo 7</w:t>
             </w:r>
           </w:p>
         </w:tc>
@@ -4810,7 +4822,7 @@
                 <w:sz w:val="20"/>
                 <w:szCs w:val="20"/>
               </w:rPr>
-              <w:t xml:space="preserve"> – Aula 1</w:t>
+              <w:t xml:space="preserve"> </w:t>
             </w:r>
             <w:r>
               <w:rPr>
@@ -4820,7 +4832,7 @@
                 <w:sz w:val="20"/>
                 <w:szCs w:val="20"/>
               </w:rPr>
-              <w:t>1</w:t>
+              <w:t>– Aula 10</w:t>
             </w:r>
           </w:p>
         </w:tc>
@@ -4850,14 +4862,32 @@
             <w:r>
               <w:rPr>
                 <w:rFonts w:ascii="Arial" w:hAnsi="Arial" w:cs="Arial"/>
+                <w:sz w:val="20"/>
+                <w:szCs w:val="20"/>
+                <w:lang w:val="pt-BR"/>
+              </w:rPr>
+              <w:t>Revisão da Unidade 2</w:t>
+            </w:r>
+            <w:r>
+              <w:rPr>
+                <w:rFonts w:ascii="Arial" w:hAnsi="Arial" w:cs="Arial"/>
+                <w:sz w:val="20"/>
+                <w:szCs w:val="20"/>
+                <w:lang w:val="pt-BR"/>
+              </w:rPr>
+              <w:br/>
+            </w:r>
+            <w:r>
+              <w:rPr>
+                <w:rFonts w:ascii="Arial" w:hAnsi="Arial" w:cs="Arial"/>
                 <w:b/>
                 <w:bCs/>
-                <w:color w:val="00B050"/>
-                <w:sz w:val="20"/>
-                <w:szCs w:val="20"/>
+                <w:sz w:val="20"/>
+                <w:szCs w:val="20"/>
+                <w:u w:val="single"/>
                 <w:lang w:val="pt-BR"/>
               </w:rPr>
-              <w:t>Prova da Unidade 2</w:t>
+              <w:t>Lista de exercícios 2: entrega no início da aula!</w:t>
             </w:r>
           </w:p>
         </w:tc>
@@ -4891,12 +4921,32 @@
             <w:r>
               <w:rPr>
                 <w:rFonts w:ascii="Arial" w:hAnsi="Arial" w:cs="Arial"/>
+                <w:b/>
+                <w:color w:val="17384D"/>
+                <w:sz w:val="20"/>
+                <w:szCs w:val="20"/>
+              </w:rPr>
+              <w:t>17/09</w:t>
+            </w:r>
+            <w:r>
+              <w:rPr>
+                <w:rFonts w:ascii="Arial" w:hAnsi="Arial" w:cs="Arial"/>
                 <w:bCs/>
                 <w:color w:val="17384D"/>
                 <w:sz w:val="20"/>
                 <w:szCs w:val="20"/>
               </w:rPr>
-              <w:t>17/09</w:t>
+              <w:t xml:space="preserve"> </w:t>
+            </w:r>
+            <w:r>
+              <w:rPr>
+                <w:rFonts w:ascii="Arial" w:hAnsi="Arial" w:cs="Arial"/>
+                <w:b/>
+                <w:color w:val="17384D"/>
+                <w:sz w:val="20"/>
+                <w:szCs w:val="20"/>
+              </w:rPr>
+              <w:t>– Aula 11</w:t>
             </w:r>
           </w:p>
         </w:tc>
@@ -4926,21 +4976,13 @@
               <w:rPr>
                 <w:rFonts w:ascii="Arial" w:hAnsi="Arial" w:cs="Arial"/>
                 <w:b/>
+                <w:bCs/>
+                <w:color w:val="00B050"/>
                 <w:sz w:val="20"/>
                 <w:szCs w:val="20"/>
                 <w:lang w:val="pt-BR"/>
               </w:rPr>
-              <w:t xml:space="preserve">Atividade assíncrona: </w:t>
-            </w:r>
-            <w:r>
-              <w:rPr>
-                <w:rFonts w:ascii="Arial" w:hAnsi="Arial" w:cs="Arial"/>
-                <w:bCs/>
-                <w:sz w:val="20"/>
-                <w:szCs w:val="20"/>
-                <w:lang w:val="pt-BR"/>
-              </w:rPr>
-              <w:t>Exercício de participação 1</w:t>
+              <w:t>Prova da Unidade 2</w:t>
             </w:r>
           </w:p>
         </w:tc>
@@ -4968,7 +5010,7 @@
               <w:rPr>
                 <w:rFonts w:ascii="Arial" w:hAnsi="Arial" w:cs="Arial"/>
                 <w:bCs/>
-                <w:color w:val="17384D"/>
+                <w:color w:val="EE0000"/>
                 <w:sz w:val="20"/>
                 <w:szCs w:val="20"/>
               </w:rPr>
@@ -4977,7 +5019,7 @@
               <w:rPr>
                 <w:rFonts w:ascii="Arial" w:hAnsi="Arial" w:cs="Arial"/>
                 <w:bCs/>
-                <w:color w:val="17384D"/>
+                <w:color w:val="EE0000"/>
                 <w:sz w:val="20"/>
                 <w:szCs w:val="20"/>
               </w:rPr>
@@ -4987,7 +5029,7 @@
               <w:rPr>
                 <w:rFonts w:ascii="Arial" w:hAnsi="Arial" w:cs="Arial"/>
                 <w:bCs/>
-                <w:color w:val="17384D"/>
+                <w:color w:val="EE0000"/>
                 <w:sz w:val="20"/>
                 <w:szCs w:val="20"/>
               </w:rPr>
@@ -4997,7 +5039,7 @@
               <w:rPr>
                 <w:rFonts w:ascii="Arial" w:hAnsi="Arial" w:cs="Arial"/>
                 <w:bCs/>
-                <w:color w:val="17384D"/>
+                <w:color w:val="EE0000"/>
                 <w:sz w:val="20"/>
                 <w:szCs w:val="20"/>
               </w:rPr>
@@ -5007,7 +5049,7 @@
               <w:rPr>
                 <w:rFonts w:ascii="Arial" w:hAnsi="Arial" w:cs="Arial"/>
                 <w:bCs/>
-                <w:color w:val="17384D"/>
+                <w:color w:val="EE0000"/>
                 <w:sz w:val="20"/>
                 <w:szCs w:val="20"/>
               </w:rPr>
@@ -5017,7 +5059,7 @@
               <w:rPr>
                 <w:rFonts w:ascii="Arial" w:hAnsi="Arial" w:cs="Arial"/>
                 <w:bCs/>
-                <w:color w:val="17384D"/>
+                <w:color w:val="EE0000"/>
                 <w:sz w:val="20"/>
                 <w:szCs w:val="20"/>
               </w:rPr>
@@ -5043,6 +5085,7 @@
                 <w:rFonts w:ascii="Arial" w:hAnsi="Arial" w:cs="Arial"/>
                 <w:b/>
                 <w:bCs/>
+                <w:color w:val="EE0000"/>
                 <w:sz w:val="20"/>
                 <w:szCs w:val="20"/>
                 <w:lang w:val="pt-BR"/>
@@ -5053,6 +5096,7 @@
                 <w:rFonts w:ascii="Arial" w:hAnsi="Arial" w:cs="Arial"/>
                 <w:b/>
                 <w:bCs/>
+                <w:color w:val="EE0000"/>
                 <w:sz w:val="20"/>
                 <w:szCs w:val="20"/>
                 <w:lang w:val="pt-BR"/>
@@ -5084,6 +5128,7 @@
               <w:rPr>
                 <w:rFonts w:ascii="Arial" w:hAnsi="Arial" w:cs="Arial"/>
                 <w:bCs/>
+                <w:color w:val="EE0000"/>
                 <w:sz w:val="20"/>
                 <w:szCs w:val="20"/>
               </w:rPr>
@@ -5092,7 +5137,7 @@
               <w:rPr>
                 <w:rFonts w:ascii="Arial" w:hAnsi="Arial" w:cs="Arial"/>
                 <w:bCs/>
-                <w:color w:val="17384D"/>
+                <w:color w:val="EE0000"/>
                 <w:sz w:val="20"/>
                 <w:szCs w:val="20"/>
               </w:rPr>
@@ -5116,6 +5161,7 @@
               <w:spacing w:after="0" w:line="252" w:lineRule="auto"/>
               <w:rPr>
                 <w:rFonts w:ascii="Arial" w:hAnsi="Arial" w:cs="Arial"/>
+                <w:color w:val="EE0000"/>
                 <w:sz w:val="20"/>
                 <w:szCs w:val="20"/>
                 <w:lang w:val="pt-BR"/>
@@ -5125,6 +5171,7 @@
               <w:rPr>
                 <w:rFonts w:ascii="Arial" w:hAnsi="Arial" w:cs="Arial"/>
                 <w:b/>
+                <w:color w:val="EE0000"/>
                 <w:sz w:val="20"/>
                 <w:szCs w:val="20"/>
                 <w:lang w:val="pt-BR"/>

--- a/Ementa_MQAPP_2026.2.docx
+++ b/Ementa_MQAPP_2026.2.docx
@@ -5,7 +5,6 @@
     <w:p>
       <w:pPr>
         <w:pStyle w:val="Subtitle"/>
-        <w:jc w:val="center"/>
         <w:rPr>
           <w:rFonts w:ascii="Arial" w:hAnsi="Arial" w:cs="Arial"/>
           <w:sz w:val="20"/>
@@ -994,19 +993,32 @@
         </w:rPr>
         <w:t xml:space="preserve">BARBETTA, Pedro A.  Estatística aplicada às ciências sociais. Florianópolis, ed. UFSC, 1998. Fonte: </w:t>
       </w:r>
-      <w:hyperlink r:id="rId10" w:history="1">
-        <w:r>
-          <w:rPr>
-            <w:rStyle w:val="Hyperlink"/>
-            <w:rFonts w:ascii="Arial" w:eastAsia="Times New Roman" w:hAnsi="Arial" w:cs="Arial"/>
-            <w:bCs/>
-            <w:sz w:val="20"/>
-            <w:szCs w:val="20"/>
-            <w:lang w:val="pt-BR"/>
-          </w:rPr>
-          <w:t>https://bce.unb.br</w:t>
-        </w:r>
-      </w:hyperlink>
+      <w:r>
+        <w:fldChar w:fldCharType="begin"/>
+      </w:r>
+      <w:r>
+        <w:rPr>
+          <w:lang w:val="pt-BR"/>
+        </w:rPr>
+        <w:instrText>HYPERLINK "https://bce.unb.br"</w:instrText>
+      </w:r>
+      <w:r>
+        <w:fldChar w:fldCharType="separate"/>
+      </w:r>
+      <w:r>
+        <w:rPr>
+          <w:rStyle w:val="Hyperlink"/>
+          <w:rFonts w:ascii="Arial" w:eastAsia="Times New Roman" w:hAnsi="Arial" w:cs="Arial"/>
+          <w:bCs/>
+          <w:sz w:val="20"/>
+          <w:szCs w:val="20"/>
+          <w:lang w:val="pt-BR"/>
+        </w:rPr>
+        <w:t>https://bce.unb.br</w:t>
+      </w:r>
+      <w:r>
+        <w:fldChar w:fldCharType="end"/>
+      </w:r>
     </w:p>
     <w:p>
       <w:pPr>
@@ -1061,18 +1073,31 @@
         </w:rPr>
         <w:t xml:space="preserve">Fonte: </w:t>
       </w:r>
-      <w:hyperlink r:id="rId11" w:history="1">
-        <w:r>
-          <w:rPr>
-            <w:rStyle w:val="Hyperlink"/>
-            <w:rFonts w:ascii="Arial" w:hAnsi="Arial" w:cs="Arial"/>
-            <w:sz w:val="20"/>
-            <w:szCs w:val="20"/>
-            <w:lang w:val="pt-BR"/>
-          </w:rPr>
-          <w:t>https://bce.unb.br</w:t>
-        </w:r>
-      </w:hyperlink>
+      <w:r>
+        <w:fldChar w:fldCharType="begin"/>
+      </w:r>
+      <w:r>
+        <w:rPr>
+          <w:lang w:val="pt-BR"/>
+        </w:rPr>
+        <w:instrText>HYPERLINK "https://bce.unb.br"</w:instrText>
+      </w:r>
+      <w:r>
+        <w:fldChar w:fldCharType="separate"/>
+      </w:r>
+      <w:r>
+        <w:rPr>
+          <w:rStyle w:val="Hyperlink"/>
+          <w:rFonts w:ascii="Arial" w:hAnsi="Arial" w:cs="Arial"/>
+          <w:sz w:val="20"/>
+          <w:szCs w:val="20"/>
+          <w:lang w:val="pt-BR"/>
+        </w:rPr>
+        <w:t>https://bce.unb.br</w:t>
+      </w:r>
+      <w:r>
+        <w:fldChar w:fldCharType="end"/>
+      </w:r>
       <w:r>
         <w:rPr>
           <w:rFonts w:ascii="Arial" w:hAnsi="Arial" w:cs="Arial"/>
@@ -1147,18 +1172,31 @@
         </w:rPr>
         <w:t xml:space="preserve">Fonte: </w:t>
       </w:r>
-      <w:hyperlink r:id="rId12" w:history="1">
-        <w:r>
-          <w:rPr>
-            <w:rStyle w:val="Hyperlink"/>
-            <w:rFonts w:ascii="Arial" w:hAnsi="Arial" w:cs="Arial"/>
-            <w:sz w:val="20"/>
-            <w:szCs w:val="20"/>
-            <w:lang w:val="pt-BR"/>
-          </w:rPr>
-          <w:t>https://bce.unb.br</w:t>
-        </w:r>
-      </w:hyperlink>
+      <w:r>
+        <w:fldChar w:fldCharType="begin"/>
+      </w:r>
+      <w:r>
+        <w:rPr>
+          <w:lang w:val="pt-BR"/>
+        </w:rPr>
+        <w:instrText>HYPERLINK "https://bce.unb.br"</w:instrText>
+      </w:r>
+      <w:r>
+        <w:fldChar w:fldCharType="separate"/>
+      </w:r>
+      <w:r>
+        <w:rPr>
+          <w:rStyle w:val="Hyperlink"/>
+          <w:rFonts w:ascii="Arial" w:hAnsi="Arial" w:cs="Arial"/>
+          <w:sz w:val="20"/>
+          <w:szCs w:val="20"/>
+          <w:lang w:val="pt-BR"/>
+        </w:rPr>
+        <w:t>https://bce.unb.br</w:t>
+      </w:r>
+      <w:r>
+        <w:fldChar w:fldCharType="end"/>
+      </w:r>
     </w:p>
     <w:p>
       <w:pPr>
@@ -1229,18 +1267,31 @@
         </w:rPr>
         <w:t xml:space="preserve"> Fonte: </w:t>
       </w:r>
-      <w:hyperlink r:id="rId13" w:history="1">
-        <w:r>
-          <w:rPr>
-            <w:rStyle w:val="Hyperlink"/>
-            <w:rFonts w:ascii="Arial" w:hAnsi="Arial" w:cs="Arial"/>
-            <w:sz w:val="20"/>
-            <w:szCs w:val="20"/>
-            <w:lang w:val="pt-BR"/>
-          </w:rPr>
-          <w:t>https://bce.unb.br</w:t>
-        </w:r>
-      </w:hyperlink>
+      <w:r>
+        <w:fldChar w:fldCharType="begin"/>
+      </w:r>
+      <w:r>
+        <w:rPr>
+          <w:lang w:val="pt-BR"/>
+        </w:rPr>
+        <w:instrText>HYPERLINK "https://bce.unb.br"</w:instrText>
+      </w:r>
+      <w:r>
+        <w:fldChar w:fldCharType="separate"/>
+      </w:r>
+      <w:r>
+        <w:rPr>
+          <w:rStyle w:val="Hyperlink"/>
+          <w:rFonts w:ascii="Arial" w:hAnsi="Arial" w:cs="Arial"/>
+          <w:sz w:val="20"/>
+          <w:szCs w:val="20"/>
+          <w:lang w:val="pt-BR"/>
+        </w:rPr>
+        <w:t>https://bce.unb.br</w:t>
+      </w:r>
+      <w:r>
+        <w:fldChar w:fldCharType="end"/>
+      </w:r>
       <w:r>
         <w:rPr>
           <w:rFonts w:ascii="Arial" w:hAnsi="Arial" w:cs="Arial"/>
@@ -1284,6 +1335,7 @@
           <w:szCs w:val="20"/>
           <w:lang w:val="pt-BR"/>
         </w:rPr>
+        <w:lastRenderedPageBreak/>
         <w:t xml:space="preserve">GRAVETTER et al. </w:t>
       </w:r>
       <w:r>
@@ -1352,7 +1404,6 @@
           <w:szCs w:val="20"/>
           <w:lang w:val="pt-BR"/>
         </w:rPr>
-        <w:lastRenderedPageBreak/>
         <w:t>Bibliografia complementar</w:t>
       </w:r>
     </w:p>
@@ -1401,18 +1452,31 @@
         </w:rPr>
         <w:t xml:space="preserve"> Carlos. Como elaborar projetos de pesquisa. São Paulo, SP: Atlas, 1988. Fonte: </w:t>
       </w:r>
-      <w:hyperlink r:id="rId14" w:history="1">
-        <w:r>
-          <w:rPr>
-            <w:rStyle w:val="Hyperlink"/>
-            <w:rFonts w:ascii="Arial" w:hAnsi="Arial" w:cs="Arial"/>
-            <w:sz w:val="20"/>
-            <w:szCs w:val="20"/>
-            <w:lang w:val="pt-BR"/>
-          </w:rPr>
-          <w:t>https://bce.unb.br</w:t>
-        </w:r>
-      </w:hyperlink>
+      <w:r>
+        <w:fldChar w:fldCharType="begin"/>
+      </w:r>
+      <w:r>
+        <w:rPr>
+          <w:lang w:val="pt-BR"/>
+        </w:rPr>
+        <w:instrText>HYPERLINK "https://bce.unb.br"</w:instrText>
+      </w:r>
+      <w:r>
+        <w:fldChar w:fldCharType="separate"/>
+      </w:r>
+      <w:r>
+        <w:rPr>
+          <w:rStyle w:val="Hyperlink"/>
+          <w:rFonts w:ascii="Arial" w:hAnsi="Arial" w:cs="Arial"/>
+          <w:sz w:val="20"/>
+          <w:szCs w:val="20"/>
+          <w:lang w:val="pt-BR"/>
+        </w:rPr>
+        <w:t>https://bce.unb.br</w:t>
+      </w:r>
+      <w:r>
+        <w:fldChar w:fldCharType="end"/>
+      </w:r>
     </w:p>
     <w:p>
       <w:pPr>
@@ -1467,18 +1531,31 @@
         </w:rPr>
         <w:t xml:space="preserve">Fonte: </w:t>
       </w:r>
-      <w:hyperlink r:id="rId15" w:history="1">
-        <w:r>
-          <w:rPr>
-            <w:rStyle w:val="Hyperlink"/>
-            <w:rFonts w:ascii="Arial" w:hAnsi="Arial" w:cs="Arial"/>
-            <w:sz w:val="20"/>
-            <w:szCs w:val="20"/>
-            <w:lang w:val="pt-BR"/>
-          </w:rPr>
-          <w:t>https://bce.unb.br</w:t>
-        </w:r>
-      </w:hyperlink>
+      <w:r>
+        <w:fldChar w:fldCharType="begin"/>
+      </w:r>
+      <w:r>
+        <w:rPr>
+          <w:lang w:val="pt-BR"/>
+        </w:rPr>
+        <w:instrText>HYPERLINK "https://bce.unb.br"</w:instrText>
+      </w:r>
+      <w:r>
+        <w:fldChar w:fldCharType="separate"/>
+      </w:r>
+      <w:r>
+        <w:rPr>
+          <w:rStyle w:val="Hyperlink"/>
+          <w:rFonts w:ascii="Arial" w:hAnsi="Arial" w:cs="Arial"/>
+          <w:sz w:val="20"/>
+          <w:szCs w:val="20"/>
+          <w:lang w:val="pt-BR"/>
+        </w:rPr>
+        <w:t>https://bce.unb.br</w:t>
+      </w:r>
+      <w:r>
+        <w:fldChar w:fldCharType="end"/>
+      </w:r>
     </w:p>
     <w:p>
       <w:pPr>
@@ -7831,8 +7908,8 @@
       </w:pPr>
     </w:p>
     <w:sectPr>
-      <w:headerReference w:type="default" r:id="rId16"/>
-      <w:footerReference w:type="default" r:id="rId17"/>
+      <w:headerReference w:type="default" r:id="rId10"/>
+      <w:footerReference w:type="default" r:id="rId11"/>
       <w:pgSz w:w="12240" w:h="15840"/>
       <w:pgMar w:top="1152" w:right="1224" w:bottom="1152" w:left="1224" w:header="504" w:footer="504" w:gutter="0"/>
       <w:cols w:space="720"/>
@@ -8045,23 +8122,17 @@
     <w:pPr>
       <w:pStyle w:val="Header"/>
       <w:rPr>
-        <w:lang w:val="pt-BR"/>
-      </w:rPr>
-    </w:pPr>
-    <w:r>
-      <w:rPr>
-        <w:lang w:val="pt-BR"/>
-      </w:rPr>
-      <w:tab/>
-    </w:r>
-    <w:r>
-      <w:rPr>
         <w:rFonts w:ascii="Arial" w:hAnsi="Arial" w:cs="Arial"/>
         <w:sz w:val="20"/>
         <w:szCs w:val="20"/>
         <w:lang w:val="pt-BR"/>
       </w:rPr>
-      <w:t>Universidade de Brasília —</w:t>
+    </w:pPr>
+    <w:r>
+      <w:rPr>
+        <w:lang w:val="pt-BR"/>
+      </w:rPr>
+      <w:tab/>
     </w:r>
     <w:r>
       <w:rPr>
@@ -8070,7 +8141,7 @@
         <w:szCs w:val="20"/>
         <w:lang w:val="pt-BR"/>
       </w:rPr>
-      <w:t xml:space="preserve"> </w:t>
+      <w:t>Universidade de Brasília —</w:t>
     </w:r>
     <w:r>
       <w:rPr>
@@ -8079,8 +8150,25 @@
         <w:szCs w:val="20"/>
         <w:lang w:val="pt-BR"/>
       </w:rPr>
+      <w:t xml:space="preserve"> </w:t>
+    </w:r>
+    <w:r>
+      <w:rPr>
+        <w:rFonts w:ascii="Arial" w:hAnsi="Arial" w:cs="Arial"/>
+        <w:sz w:val="20"/>
+        <w:szCs w:val="20"/>
+        <w:lang w:val="pt-BR"/>
+      </w:rPr>
       <w:t>2026.2</w:t>
     </w:r>
+  </w:p>
+  <w:p>
+    <w:pPr>
+      <w:pStyle w:val="Header"/>
+      <w:rPr>
+        <w:lang w:val="pt-BR"/>
+      </w:rPr>
+    </w:pPr>
   </w:p>
 </w:hdr>
 </file>

--- a/Ementa_MQAPP_2026.2.docx
+++ b/Ementa_MQAPP_2026.2.docx
@@ -993,32 +993,19 @@
         </w:rPr>
         <w:t xml:space="preserve">BARBETTA, Pedro A.  Estatística aplicada às ciências sociais. Florianópolis, ed. UFSC, 1998. Fonte: </w:t>
       </w:r>
-      <w:r>
-        <w:fldChar w:fldCharType="begin"/>
-      </w:r>
-      <w:r>
-        <w:rPr>
-          <w:lang w:val="pt-BR"/>
-        </w:rPr>
-        <w:instrText>HYPERLINK "https://bce.unb.br"</w:instrText>
-      </w:r>
-      <w:r>
-        <w:fldChar w:fldCharType="separate"/>
-      </w:r>
-      <w:r>
-        <w:rPr>
-          <w:rStyle w:val="Hyperlink"/>
-          <w:rFonts w:ascii="Arial" w:eastAsia="Times New Roman" w:hAnsi="Arial" w:cs="Arial"/>
-          <w:bCs/>
-          <w:sz w:val="20"/>
-          <w:szCs w:val="20"/>
-          <w:lang w:val="pt-BR"/>
-        </w:rPr>
-        <w:t>https://bce.unb.br</w:t>
-      </w:r>
-      <w:r>
-        <w:fldChar w:fldCharType="end"/>
-      </w:r>
+      <w:hyperlink r:id="rId10" w:history="1">
+        <w:r>
+          <w:rPr>
+            <w:rStyle w:val="Hyperlink"/>
+            <w:rFonts w:ascii="Arial" w:eastAsia="Times New Roman" w:hAnsi="Arial" w:cs="Arial"/>
+            <w:bCs/>
+            <w:sz w:val="20"/>
+            <w:szCs w:val="20"/>
+            <w:lang w:val="pt-BR"/>
+          </w:rPr>
+          <w:t>https://bce.unb.br</w:t>
+        </w:r>
+      </w:hyperlink>
     </w:p>
     <w:p>
       <w:pPr>
@@ -1073,31 +1060,18 @@
         </w:rPr>
         <w:t xml:space="preserve">Fonte: </w:t>
       </w:r>
-      <w:r>
-        <w:fldChar w:fldCharType="begin"/>
-      </w:r>
-      <w:r>
-        <w:rPr>
-          <w:lang w:val="pt-BR"/>
-        </w:rPr>
-        <w:instrText>HYPERLINK "https://bce.unb.br"</w:instrText>
-      </w:r>
-      <w:r>
-        <w:fldChar w:fldCharType="separate"/>
-      </w:r>
-      <w:r>
-        <w:rPr>
-          <w:rStyle w:val="Hyperlink"/>
-          <w:rFonts w:ascii="Arial" w:hAnsi="Arial" w:cs="Arial"/>
-          <w:sz w:val="20"/>
-          <w:szCs w:val="20"/>
-          <w:lang w:val="pt-BR"/>
-        </w:rPr>
-        <w:t>https://bce.unb.br</w:t>
-      </w:r>
-      <w:r>
-        <w:fldChar w:fldCharType="end"/>
-      </w:r>
+      <w:hyperlink r:id="rId11" w:history="1">
+        <w:r>
+          <w:rPr>
+            <w:rStyle w:val="Hyperlink"/>
+            <w:rFonts w:ascii="Arial" w:hAnsi="Arial" w:cs="Arial"/>
+            <w:sz w:val="20"/>
+            <w:szCs w:val="20"/>
+            <w:lang w:val="pt-BR"/>
+          </w:rPr>
+          <w:t>https://bce.unb.br</w:t>
+        </w:r>
+      </w:hyperlink>
       <w:r>
         <w:rPr>
           <w:rFonts w:ascii="Arial" w:hAnsi="Arial" w:cs="Arial"/>
@@ -1172,31 +1146,18 @@
         </w:rPr>
         <w:t xml:space="preserve">Fonte: </w:t>
       </w:r>
-      <w:r>
-        <w:fldChar w:fldCharType="begin"/>
-      </w:r>
-      <w:r>
-        <w:rPr>
-          <w:lang w:val="pt-BR"/>
-        </w:rPr>
-        <w:instrText>HYPERLINK "https://bce.unb.br"</w:instrText>
-      </w:r>
-      <w:r>
-        <w:fldChar w:fldCharType="separate"/>
-      </w:r>
-      <w:r>
-        <w:rPr>
-          <w:rStyle w:val="Hyperlink"/>
-          <w:rFonts w:ascii="Arial" w:hAnsi="Arial" w:cs="Arial"/>
-          <w:sz w:val="20"/>
-          <w:szCs w:val="20"/>
-          <w:lang w:val="pt-BR"/>
-        </w:rPr>
-        <w:t>https://bce.unb.br</w:t>
-      </w:r>
-      <w:r>
-        <w:fldChar w:fldCharType="end"/>
-      </w:r>
+      <w:hyperlink r:id="rId12" w:history="1">
+        <w:r>
+          <w:rPr>
+            <w:rStyle w:val="Hyperlink"/>
+            <w:rFonts w:ascii="Arial" w:hAnsi="Arial" w:cs="Arial"/>
+            <w:sz w:val="20"/>
+            <w:szCs w:val="20"/>
+            <w:lang w:val="pt-BR"/>
+          </w:rPr>
+          <w:t>https://bce.unb.br</w:t>
+        </w:r>
+      </w:hyperlink>
     </w:p>
     <w:p>
       <w:pPr>
@@ -1267,31 +1228,18 @@
         </w:rPr>
         <w:t xml:space="preserve"> Fonte: </w:t>
       </w:r>
-      <w:r>
-        <w:fldChar w:fldCharType="begin"/>
-      </w:r>
-      <w:r>
-        <w:rPr>
-          <w:lang w:val="pt-BR"/>
-        </w:rPr>
-        <w:instrText>HYPERLINK "https://bce.unb.br"</w:instrText>
-      </w:r>
-      <w:r>
-        <w:fldChar w:fldCharType="separate"/>
-      </w:r>
-      <w:r>
-        <w:rPr>
-          <w:rStyle w:val="Hyperlink"/>
-          <w:rFonts w:ascii="Arial" w:hAnsi="Arial" w:cs="Arial"/>
-          <w:sz w:val="20"/>
-          <w:szCs w:val="20"/>
-          <w:lang w:val="pt-BR"/>
-        </w:rPr>
-        <w:t>https://bce.unb.br</w:t>
-      </w:r>
-      <w:r>
-        <w:fldChar w:fldCharType="end"/>
-      </w:r>
+      <w:hyperlink r:id="rId13" w:history="1">
+        <w:r>
+          <w:rPr>
+            <w:rStyle w:val="Hyperlink"/>
+            <w:rFonts w:ascii="Arial" w:hAnsi="Arial" w:cs="Arial"/>
+            <w:sz w:val="20"/>
+            <w:szCs w:val="20"/>
+            <w:lang w:val="pt-BR"/>
+          </w:rPr>
+          <w:t>https://bce.unb.br</w:t>
+        </w:r>
+      </w:hyperlink>
       <w:r>
         <w:rPr>
           <w:rFonts w:ascii="Arial" w:hAnsi="Arial" w:cs="Arial"/>
@@ -1452,31 +1400,18 @@
         </w:rPr>
         <w:t xml:space="preserve"> Carlos. Como elaborar projetos de pesquisa. São Paulo, SP: Atlas, 1988. Fonte: </w:t>
       </w:r>
-      <w:r>
-        <w:fldChar w:fldCharType="begin"/>
-      </w:r>
-      <w:r>
-        <w:rPr>
-          <w:lang w:val="pt-BR"/>
-        </w:rPr>
-        <w:instrText>HYPERLINK "https://bce.unb.br"</w:instrText>
-      </w:r>
-      <w:r>
-        <w:fldChar w:fldCharType="separate"/>
-      </w:r>
-      <w:r>
-        <w:rPr>
-          <w:rStyle w:val="Hyperlink"/>
-          <w:rFonts w:ascii="Arial" w:hAnsi="Arial" w:cs="Arial"/>
-          <w:sz w:val="20"/>
-          <w:szCs w:val="20"/>
-          <w:lang w:val="pt-BR"/>
-        </w:rPr>
-        <w:t>https://bce.unb.br</w:t>
-      </w:r>
-      <w:r>
-        <w:fldChar w:fldCharType="end"/>
-      </w:r>
+      <w:hyperlink r:id="rId14" w:history="1">
+        <w:r>
+          <w:rPr>
+            <w:rStyle w:val="Hyperlink"/>
+            <w:rFonts w:ascii="Arial" w:hAnsi="Arial" w:cs="Arial"/>
+            <w:sz w:val="20"/>
+            <w:szCs w:val="20"/>
+            <w:lang w:val="pt-BR"/>
+          </w:rPr>
+          <w:t>https://bce.unb.br</w:t>
+        </w:r>
+      </w:hyperlink>
     </w:p>
     <w:p>
       <w:pPr>
@@ -1531,31 +1466,18 @@
         </w:rPr>
         <w:t xml:space="preserve">Fonte: </w:t>
       </w:r>
-      <w:r>
-        <w:fldChar w:fldCharType="begin"/>
-      </w:r>
-      <w:r>
-        <w:rPr>
-          <w:lang w:val="pt-BR"/>
-        </w:rPr>
-        <w:instrText>HYPERLINK "https://bce.unb.br"</w:instrText>
-      </w:r>
-      <w:r>
-        <w:fldChar w:fldCharType="separate"/>
-      </w:r>
-      <w:r>
-        <w:rPr>
-          <w:rStyle w:val="Hyperlink"/>
-          <w:rFonts w:ascii="Arial" w:hAnsi="Arial" w:cs="Arial"/>
-          <w:sz w:val="20"/>
-          <w:szCs w:val="20"/>
-          <w:lang w:val="pt-BR"/>
-        </w:rPr>
-        <w:t>https://bce.unb.br</w:t>
-      </w:r>
-      <w:r>
-        <w:fldChar w:fldCharType="end"/>
-      </w:r>
+      <w:hyperlink r:id="rId15" w:history="1">
+        <w:r>
+          <w:rPr>
+            <w:rStyle w:val="Hyperlink"/>
+            <w:rFonts w:ascii="Arial" w:hAnsi="Arial" w:cs="Arial"/>
+            <w:sz w:val="20"/>
+            <w:szCs w:val="20"/>
+            <w:lang w:val="pt-BR"/>
+          </w:rPr>
+          <w:t>https://bce.unb.br</w:t>
+        </w:r>
+      </w:hyperlink>
     </w:p>
     <w:p>
       <w:pPr>
@@ -1827,7 +1749,25 @@
           <w:szCs w:val="20"/>
           <w:lang w:val="pt-BR"/>
         </w:rPr>
-        <w:t xml:space="preserve"> </w:t>
+        <w:t xml:space="preserve"> Você </w:t>
+      </w:r>
+      <w:r>
+        <w:rPr>
+          <w:rFonts w:ascii="Arial" w:hAnsi="Arial" w:cs="Arial"/>
+          <w:sz w:val="20"/>
+          <w:szCs w:val="20"/>
+          <w:lang w:val="pt-BR"/>
+        </w:rPr>
+        <w:t>PODERÁ</w:t>
+      </w:r>
+      <w:r>
+        <w:rPr>
+          <w:rFonts w:ascii="Arial" w:hAnsi="Arial" w:cs="Arial"/>
+          <w:sz w:val="20"/>
+          <w:szCs w:val="20"/>
+          <w:lang w:val="pt-BR"/>
+        </w:rPr>
+        <w:t xml:space="preserve"> utilizar apenas uma calculadora simples. </w:t>
       </w:r>
       <w:r>
         <w:rPr>
@@ -1837,37 +1777,7 @@
           <w:u w:val="single"/>
           <w:lang w:val="pt-BR"/>
         </w:rPr>
-        <w:t>C</w:t>
-      </w:r>
-      <w:r>
-        <w:rPr>
-          <w:rFonts w:ascii="Arial" w:hAnsi="Arial" w:cs="Arial"/>
-          <w:sz w:val="20"/>
-          <w:szCs w:val="20"/>
-          <w:u w:val="single"/>
-          <w:lang w:val="pt-BR"/>
-        </w:rPr>
-        <w:t>elulares</w:t>
-      </w:r>
-      <w:r>
-        <w:rPr>
-          <w:rFonts w:ascii="Arial" w:hAnsi="Arial" w:cs="Arial"/>
-          <w:sz w:val="20"/>
-          <w:szCs w:val="20"/>
-          <w:u w:val="single"/>
-          <w:lang w:val="pt-BR"/>
-        </w:rPr>
-        <w:t xml:space="preserve"> e dispositivos eletrônicos</w:t>
-      </w:r>
-      <w:r>
-        <w:rPr>
-          <w:rFonts w:ascii="Arial" w:hAnsi="Arial" w:cs="Arial"/>
-          <w:sz w:val="20"/>
-          <w:szCs w:val="20"/>
-          <w:u w:val="single"/>
-          <w:lang w:val="pt-BR"/>
-        </w:rPr>
-        <w:t xml:space="preserve"> NÃO poderão ser usados.</w:t>
+        <w:t>Celulares e dispositivos eletrônicos NÃO poderão ser usados.</w:t>
       </w:r>
       <w:r>
         <w:rPr>
@@ -1876,7 +1786,7 @@
           <w:szCs w:val="20"/>
           <w:lang w:val="pt-BR"/>
         </w:rPr>
-        <w:t xml:space="preserve"> Você </w:t>
+        <w:t xml:space="preserve"> </w:t>
       </w:r>
       <w:r>
         <w:rPr>
@@ -1885,7 +1795,7 @@
           <w:szCs w:val="20"/>
           <w:lang w:val="pt-BR"/>
         </w:rPr>
-        <w:t>PODERÁ</w:t>
+        <w:t xml:space="preserve">Cada prova vale </w:t>
       </w:r>
       <w:r>
         <w:rPr>
@@ -1894,16 +1804,7 @@
           <w:szCs w:val="20"/>
           <w:lang w:val="pt-BR"/>
         </w:rPr>
-        <w:t xml:space="preserve"> utilizar apenas uma calculadora simples. Cada prova vale </w:t>
-      </w:r>
-      <w:r>
-        <w:rPr>
-          <w:rFonts w:ascii="Arial" w:hAnsi="Arial" w:cs="Arial"/>
-          <w:sz w:val="20"/>
-          <w:szCs w:val="20"/>
-          <w:lang w:val="pt-BR"/>
-        </w:rPr>
-        <w:t>1</w:t>
+        <w:t>2</w:t>
       </w:r>
       <w:r>
         <w:rPr>
@@ -1943,7 +1844,7 @@
           <w:szCs w:val="20"/>
           <w:lang w:val="pt-BR"/>
         </w:rPr>
-        <w:t xml:space="preserve">Ao final da disciplina, haverá uma prova final cumulativa. Essa prova também será de múltipla escolha e permitirá consulta ao livro e às anotações. A prova final vale </w:t>
+        <w:t xml:space="preserve">Ao final da disciplina, haverá uma prova final cumulativa. Essa prova também será de múltipla escolha e permitirá consulta às anotações. A prova final </w:t>
       </w:r>
       <w:r>
         <w:rPr>
@@ -1952,27 +1853,27 @@
           <w:szCs w:val="20"/>
           <w:lang w:val="pt-BR"/>
         </w:rPr>
-        <w:t>4</w:t>
+        <w:t>serve como substituta da menor nota das 4 provas.</w:t>
       </w:r>
-      <w:r>
+    </w:p>
+    <w:p>
+      <w:pPr>
         <w:rPr>
           <w:rFonts w:ascii="Arial" w:hAnsi="Arial" w:cs="Arial"/>
           <w:sz w:val="20"/>
           <w:szCs w:val="20"/>
           <w:lang w:val="pt-BR"/>
         </w:rPr>
-        <w:t>0 pontos.</w:t>
-      </w:r>
-    </w:p>
-    <w:p>
-      <w:pPr>
+      </w:pPr>
+      <w:r>
         <w:rPr>
           <w:rFonts w:ascii="Arial" w:hAnsi="Arial" w:cs="Arial"/>
           <w:sz w:val="20"/>
           <w:szCs w:val="20"/>
           <w:lang w:val="pt-BR"/>
         </w:rPr>
-      </w:pPr>
+        <w:t xml:space="preserve">Todas as provas terão a nota ajustada por um valor igual à diferença entre a maior nota possível e a maior nota efetivamente obtida. Por exemplo, se a maior nota </w:t>
+      </w:r>
       <w:r>
         <w:rPr>
           <w:rFonts w:ascii="Arial" w:hAnsi="Arial" w:cs="Arial"/>
@@ -1980,7 +1881,16 @@
           <w:szCs w:val="20"/>
           <w:lang w:val="pt-BR"/>
         </w:rPr>
-        <w:t>Todas as provas terão a nota ajustada por um valor igual à diferença entre a maior nota possível e a maior nota efetivamente obtida. Por exemplo, se a maior nota em uma prova for 98%, serão acrescentados 2 pontos percentuais a cada prova. Esse ajuste aplica-se às provas das unidades e à prova final. Nenhum outro ajuste será aplicado ao final do semestre. Minha experiência indica que esse ajuste acrescenta apenas um ou dois pontos; portanto, não espere que ele faça grande diferença em sua nota final.</w:t>
+        <w:t>final</w:t>
+      </w:r>
+      <w:r>
+        <w:rPr>
+          <w:rFonts w:ascii="Arial" w:hAnsi="Arial" w:cs="Arial"/>
+          <w:sz w:val="20"/>
+          <w:szCs w:val="20"/>
+          <w:lang w:val="pt-BR"/>
+        </w:rPr>
+        <w:t xml:space="preserve"> for 98, serão acrescentados 2 pontos a cada prova. Nenhum outro ajuste será aplicado ao final do semestre. Minha experiência indica que esse ajuste acrescenta apenas um ou dois pontos; portanto, não espere que ele faça grande diferença em sua nota final.</w:t>
       </w:r>
     </w:p>
     <w:p>
@@ -2363,7 +2273,15 @@
                 <w:sz w:val="20"/>
                 <w:szCs w:val="20"/>
               </w:rPr>
-              <w:t>10</w:t>
+              <w:t>2</w:t>
+            </w:r>
+            <w:r>
+              <w:rPr>
+                <w:rFonts w:ascii="Arial" w:hAnsi="Arial" w:cs="Arial"/>
+                <w:sz w:val="20"/>
+                <w:szCs w:val="20"/>
+              </w:rPr>
+              <w:t>0</w:t>
             </w:r>
             <w:r>
               <w:rPr>
@@ -2426,7 +2344,15 @@
                 <w:sz w:val="20"/>
                 <w:szCs w:val="20"/>
               </w:rPr>
-              <w:t>40</w:t>
+              <w:t>8</w:t>
+            </w:r>
+            <w:r>
+              <w:rPr>
+                <w:rFonts w:ascii="Arial" w:hAnsi="Arial" w:cs="Arial"/>
+                <w:sz w:val="20"/>
+                <w:szCs w:val="20"/>
+              </w:rPr>
+              <w:t>0</w:t>
             </w:r>
             <w:r>
               <w:rPr>
@@ -2512,22 +2438,6 @@
                 <w:szCs w:val="20"/>
               </w:rPr>
             </w:pPr>
-            <w:r>
-              <w:rPr>
-                <w:rFonts w:ascii="Arial" w:hAnsi="Arial" w:cs="Arial"/>
-                <w:sz w:val="20"/>
-                <w:szCs w:val="20"/>
-              </w:rPr>
-              <w:t>4</w:t>
-            </w:r>
-            <w:r>
-              <w:rPr>
-                <w:rFonts w:ascii="Arial" w:hAnsi="Arial" w:cs="Arial"/>
-                <w:sz w:val="20"/>
-                <w:szCs w:val="20"/>
-              </w:rPr>
-              <w:t xml:space="preserve">0 </w:t>
-            </w:r>
             <w:proofErr w:type="spellStart"/>
             <w:r>
               <w:rPr>
@@ -2535,9 +2445,35 @@
                 <w:sz w:val="20"/>
                 <w:szCs w:val="20"/>
               </w:rPr>
-              <w:t>pontos</w:t>
+              <w:t>Substituta</w:t>
             </w:r>
             <w:proofErr w:type="spellEnd"/>
+            <w:r>
+              <w:rPr>
+                <w:rFonts w:ascii="Arial" w:hAnsi="Arial" w:cs="Arial"/>
+                <w:sz w:val="20"/>
+                <w:szCs w:val="20"/>
+              </w:rPr>
+              <w:t xml:space="preserve"> da </w:t>
+            </w:r>
+            <w:proofErr w:type="spellStart"/>
+            <w:r>
+              <w:rPr>
+                <w:rFonts w:ascii="Arial" w:hAnsi="Arial" w:cs="Arial"/>
+                <w:sz w:val="20"/>
+                <w:szCs w:val="20"/>
+              </w:rPr>
+              <w:t>menor</w:t>
+            </w:r>
+            <w:proofErr w:type="spellEnd"/>
+            <w:r>
+              <w:rPr>
+                <w:rFonts w:ascii="Arial" w:hAnsi="Arial" w:cs="Arial"/>
+                <w:sz w:val="20"/>
+                <w:szCs w:val="20"/>
+              </w:rPr>
+              <w:t xml:space="preserve"> nota</w:t>
+            </w:r>
           </w:p>
         </w:tc>
       </w:tr>
@@ -7908,8 +7844,8 @@
       </w:pPr>
     </w:p>
     <w:sectPr>
-      <w:headerReference w:type="default" r:id="rId10"/>
-      <w:footerReference w:type="default" r:id="rId11"/>
+      <w:headerReference w:type="default" r:id="rId16"/>
+      <w:footerReference w:type="default" r:id="rId17"/>
       <w:pgSz w:w="12240" w:h="15840"/>
       <w:pgMar w:top="1152" w:right="1224" w:bottom="1152" w:left="1224" w:header="504" w:footer="504" w:gutter="0"/>
       <w:cols w:space="720"/>
